--- a/pr-preview/pr-321/chapters/defining-terms-tracked-changes.docx
+++ b/pr-preview/pr-321/chapters/defining-terms-tracked-changes.docx
@@ -26,7 +26,7 @@
       </w:pPr>
       <w:ins w:id="2" w:author="PR Preview" w:date="2026-01-01T00:00:00Z">
         <w:r>
-          <w:t xml:space="preserve">Last modified: 2026-10-22 12:44:49 (PDT)</w:t>
+          <w:t xml:space="preserve">Last modified: 2026-10-22 13:47:40 (PDT)</w:t>
         </w:r>
       </w:ins>
     </w:p>
@@ -2168,7 +2168,7 @@
       </w:ins>
       <w:ins w:id="28" w:author="PR Preview" w:date="2026-01-01T00:00:00Z">
         <w:r>
-          <w:t xml:space="preserve">not just for the first case the reader sees.</w:t>
+          <w:t xml:space="preserve">not just for the first case the reader encounters.</w:t>
         </w:r>
       </w:ins>
       <w:ins w:id="29" w:author="PR Preview" w:date="2026-01-01T00:00:00Z">
@@ -3243,7 +3243,7 @@
             <w:b/>
             <w:bCs/>
           </w:rPr>
-          <w:t xml:space="preserve">Do not presuppose what the reader has not seen:</w:t>
+          <w:t xml:space="preserve">Do not presuppose what the reader has not encountered:</w:t>
         </w:r>
       </w:ins>
       <w:ins w:id="106" w:author="PR Preview" w:date="2026-01-01T00:00:00Z">
@@ -4973,7 +4973,7 @@
       </w:ins>
       <w:ins w:id="267" w:author="PR Preview" w:date="2026-01-01T00:00:00Z">
         <w:r>
-          <w:t xml:space="preserve">A reader who sees the other words in another source</w:t>
+          <w:t xml:space="preserve">A reader who encounters the other words in another source</w:t>
         </w:r>
       </w:ins>
       <w:ins w:id="268" w:author="PR Preview" w:date="2026-01-01T00:00:00Z">
@@ -6960,7 +6960,7 @@
       </w:ins>
       <w:ins w:id="346" w:author="PR Preview" w:date="2026-01-01T00:00:00Z">
         <w:r>
-          <w:t xml:space="preserve">so that a reader who sees the alias elsewhere can find its meaning.</w:t>
+          <w:t xml:space="preserve">so that a reader who encounters the alias elsewhere can find its meaning.</w:t>
         </w:r>
       </w:ins>
       <w:ins w:id="347" w:author="PR Preview" w:date="2026-01-01T00:00:00Z">
@@ -11816,7 +11816,7 @@
       </w:ins>
       <w:ins w:id="382" w:author="PR Preview" w:date="2026-01-01T00:00:00Z">
         <w:r>
-          <w:t xml:space="preserve">The reader sees the question before the answer,</w:t>
+          <w:t xml:space="preserve">The reader encounters the question before the answer,</w:t>
         </w:r>
       </w:ins>
       <w:ins w:id="383" w:author="PR Preview" w:date="2026-01-01T00:00:00Z">

--- a/pr-preview/pr-321/chapters/defining-terms-tracked-changes.docx
+++ b/pr-preview/pr-321/chapters/defining-terms-tracked-changes.docx
@@ -16,7 +16,7 @@
       </w:pPr>
       <w:del w:id="1" w:author="PR Preview" w:date="2026-01-01T00:00:00Z">
         <w:r>
-          <w:delText xml:space="preserve">Last modified: 2026-10-22 00:49:48 (PDT)</w:delText>
+          <w:delText xml:space="preserve">Last modified: 2026-10-25 19:48:50 (PDT)</w:delText>
         </w:r>
       </w:del>
     </w:p>
@@ -26,7 +26,7 @@
       </w:pPr>
       <w:ins w:id="2" w:author="PR Preview" w:date="2026-01-01T00:00:00Z">
         <w:r>
-          <w:t xml:space="preserve">Last modified: 2026-10-22 13:47:40 (PDT)</w:t>
+          <w:t xml:space="preserve">Last modified: 2026-10-25 22:14:28 (PDT)</w:t>
         </w:r>
       </w:ins>
     </w:p>
@@ -502,7 +502,7 @@
       </w:r>
     </w:p>
     <w:bookmarkEnd w:id="15"/>
-    <w:bookmarkStart w:id="19" w:name="guidelines-for-defining-terms"/>
+    <w:bookmarkStart w:id="20" w:name="guidelines-for-defining-terms"/>
     <w:p>
       <w:pPr>
         <w:pStyle w:val="Heading2"/>
@@ -1520,6 +1520,327 @@
       </w:r>
       <w:r>
         <w:t xml:space="preserve">and hides that the model is a statement about the outcome’s distribution.</w:t>
+      </w:r>
+    </w:p>
+    <w:p>
+      <w:pPr>
+        <w:numPr>
+          <w:ilvl w:val="0"/>
+          <w:numId w:val="1001"/>
+        </w:numPr>
+      </w:pPr>
+      <w:r>
+        <w:rPr>
+          <w:b/>
+          <w:bCs/>
+        </w:rPr>
+        <w:t xml:space="preserve">Define a new symbol by its most direct, literal meaning, and derive its other forms:</w:t>
+      </w:r>
+      <w:r>
+        <w:t xml:space="preserve"> </w:t>
+      </w:r>
+      <w:r>
+        <w:t xml:space="preserve">Define a shorthand symbol directly from the objects it summarizes,</w:t>
+      </w:r>
+      <w:r>
+        <w:t xml:space="preserve"> </w:t>
+      </w:r>
+      <w:r>
+        <w:t xml:space="preserve">then prove any equivalent form as a result.</w:t>
+      </w:r>
+      <w:r>
+        <w:t xml:space="preserve"> </w:t>
+      </w:r>
+      <w:r>
+        <w:t xml:space="preserve">For example, with deviations</w:t>
+      </w:r>
+      <w:r>
+        <w:t xml:space="preserve"> </w:t>
+      </w:r>
+      <m:oMath>
+        <m:sSub>
+          <m:e>
+            <m:r>
+              <m:t>δ</m:t>
+            </m:r>
+          </m:e>
+          <m:sub>
+            <m:r>
+              <m:t>i</m:t>
+            </m:r>
+          </m:sub>
+        </m:sSub>
+        <m:box>
+          <m:boxPr>
+            <m:opEmu m:val="on"/>
+          </m:boxPr>
+          <m:e>
+            <m:r>
+              <m:rPr>
+                <m:sty m:val="p"/>
+              </m:rPr>
+              <m:t>:=</m:t>
+            </m:r>
+          </m:e>
+        </m:box>
+        <m:sSub>
+          <m:e>
+            <m:r>
+              <m:t>y</m:t>
+            </m:r>
+          </m:e>
+          <m:sub>
+            <m:r>
+              <m:t>i</m:t>
+            </m:r>
+          </m:sub>
+        </m:sSub>
+        <m:r>
+          <m:rPr>
+            <m:sty m:val="p"/>
+          </m:rPr>
+          <m:t>−</m:t>
+        </m:r>
+        <m:r>
+          <m:t>μ</m:t>
+        </m:r>
+      </m:oMath>
+      <w:r>
+        <w:t xml:space="preserve"> </w:t>
+      </w:r>
+      <w:r>
+        <w:t xml:space="preserve">from the population mean</w:t>
+      </w:r>
+      <w:r>
+        <w:t xml:space="preserve"> </w:t>
+      </w:r>
+      <m:oMath>
+        <m:r>
+          <m:t>μ</m:t>
+        </m:r>
+      </m:oMath>
+      <w:r>
+        <w:t xml:space="preserve">,</w:t>
+      </w:r>
+      <w:r>
+        <w:t xml:space="preserve"> </w:t>
+      </w:r>
+      <w:r>
+        <w:t xml:space="preserve">define the sample mean of the deviations as</w:t>
+      </w:r>
+    </w:p>
+    <w:p>
+      <w:pPr>
+        <w:pStyle w:val="BodyText"/>
+      </w:pPr>
+      <m:oMathPara>
+        <m:oMathParaPr>
+          <m:jc m:val="center"/>
+        </m:oMathParaPr>
+        <m:oMath>
+          <m:acc>
+            <m:accPr>
+              <m:chr m:val="‾"/>
+            </m:accPr>
+            <m:e>
+              <m:r>
+                <m:t>δ</m:t>
+              </m:r>
+            </m:e>
+          </m:acc>
+          <m:box>
+            <m:boxPr>
+              <m:opEmu m:val="on"/>
+            </m:boxPr>
+            <m:e>
+              <m:r>
+                <m:rPr>
+                  <m:sty m:val="p"/>
+                </m:rPr>
+                <m:t>:=</m:t>
+              </m:r>
+            </m:e>
+          </m:box>
+          <m:f>
+            <m:fPr>
+              <m:type m:val="bar"/>
+            </m:fPr>
+            <m:num>
+              <m:r>
+                <m:t>1</m:t>
+              </m:r>
+            </m:num>
+            <m:den>
+              <m:r>
+                <m:t>n</m:t>
+              </m:r>
+            </m:den>
+          </m:f>
+          <m:nary>
+            <m:naryPr>
+              <m:chr m:val="∑"/>
+              <m:limLoc m:val="undOvr"/>
+              <m:subHide m:val="off"/>
+              <m:supHide m:val="off"/>
+            </m:naryPr>
+            <m:sub>
+              <m:r>
+                <m:t>i</m:t>
+              </m:r>
+              <m:r>
+                <m:rPr>
+                  <m:sty m:val="p"/>
+                </m:rPr>
+                <m:t>=</m:t>
+              </m:r>
+              <m:r>
+                <m:t>1</m:t>
+              </m:r>
+            </m:sub>
+            <m:sup>
+              <m:r>
+                <m:t>n</m:t>
+              </m:r>
+            </m:sup>
+            <m:e>
+              <m:sSub>
+                <m:e>
+                  <m:r>
+                    <m:t>δ</m:t>
+                  </m:r>
+                </m:e>
+                <m:sub>
+                  <m:r>
+                    <m:t>i</m:t>
+                  </m:r>
+                </m:sub>
+              </m:sSub>
+            </m:e>
+          </m:nary>
+          <m:r>
+            <m:rPr>
+              <m:sty m:val="p"/>
+            </m:rPr>
+            <m:t>,</m:t>
+          </m:r>
+        </m:oMath>
+      </m:oMathPara>
+    </w:p>
+    <w:p>
+      <w:pPr>
+        <w:numPr>
+          <w:ilvl w:val="0"/>
+          <w:numId w:val="1000"/>
+        </w:numPr>
+      </w:pPr>
+      <w:r>
+        <w:t xml:space="preserve">then show that</w:t>
+      </w:r>
+      <w:r>
+        <w:t xml:space="preserve"> </w:t>
+      </w:r>
+      <m:oMath>
+        <m:acc>
+          <m:accPr>
+            <m:chr m:val="‾"/>
+          </m:accPr>
+          <m:e>
+            <m:r>
+              <m:t>δ</m:t>
+            </m:r>
+          </m:e>
+        </m:acc>
+        <m:r>
+          <m:rPr>
+            <m:sty m:val="p"/>
+          </m:rPr>
+          <m:t>=</m:t>
+        </m:r>
+        <m:acc>
+          <m:accPr>
+            <m:chr m:val="‾"/>
+          </m:accPr>
+          <m:e>
+            <m:r>
+              <m:t>y</m:t>
+            </m:r>
+          </m:e>
+        </m:acc>
+        <m:r>
+          <m:rPr>
+            <m:sty m:val="p"/>
+          </m:rPr>
+          <m:t>−</m:t>
+        </m:r>
+        <m:r>
+          <m:t>μ</m:t>
+        </m:r>
+      </m:oMath>
+      <w:r>
+        <w:t xml:space="preserve">.</w:t>
+      </w:r>
+      <w:r>
+        <w:t xml:space="preserve"> </w:t>
+      </w:r>
+      <w:r>
+        <w:t xml:space="preserve">Defining</w:t>
+      </w:r>
+      <w:r>
+        <w:t xml:space="preserve"> </w:t>
+      </w:r>
+      <m:oMath>
+        <m:acc>
+          <m:accPr>
+            <m:chr m:val="‾"/>
+          </m:accPr>
+          <m:e>
+            <m:r>
+              <m:t>δ</m:t>
+            </m:r>
+          </m:e>
+        </m:acc>
+      </m:oMath>
+      <w:r>
+        <w:t xml:space="preserve"> </w:t>
+      </w:r>
+      <w:r>
+        <w:t xml:space="preserve">as</w:t>
+      </w:r>
+      <w:r>
+        <w:t xml:space="preserve"> </w:t>
+      </w:r>
+      <m:oMath>
+        <m:acc>
+          <m:accPr>
+            <m:chr m:val="‾"/>
+          </m:accPr>
+          <m:e>
+            <m:r>
+              <m:t>y</m:t>
+            </m:r>
+          </m:e>
+        </m:acc>
+        <m:r>
+          <m:rPr>
+            <m:sty m:val="p"/>
+          </m:rPr>
+          <m:t>−</m:t>
+        </m:r>
+        <m:r>
+          <m:t>μ</m:t>
+        </m:r>
+      </m:oMath>
+      <w:r>
+        <w:t xml:space="preserve"> </w:t>
+      </w:r>
+      <w:r>
+        <w:t xml:space="preserve">states a result in place of the meaning,</w:t>
+      </w:r>
+      <w:r>
+        <w:t xml:space="preserve"> </w:t>
+      </w:r>
+      <w:r>
+        <w:t xml:space="preserve">and hides that the symbol is a mean of the deviations.</w:t>
       </w:r>
     </w:p>
     <w:p>
@@ -2691,6 +3012,108 @@
           <w:b/>
           <w:bCs/>
         </w:rPr>
+        <w:t xml:space="preserve">Give a definition a symbol only when the object recurs in formulas:</w:t>
+      </w:r>
+      <w:r>
+        <w:t xml:space="preserve"> </w:t>
+      </w:r>
+      <w:r>
+        <w:t xml:space="preserve">Introduce a new symbol or macro for a defined term</w:t>
+      </w:r>
+      <w:r>
+        <w:t xml:space="preserve"> </w:t>
+      </w:r>
+      <w:r>
+        <w:t xml:space="preserve">when the term appears in at least two formulas.</w:t>
+      </w:r>
+      <w:r>
+        <w:t xml:space="preserve"> </w:t>
+      </w:r>
+      <w:r>
+        <w:t xml:space="preserve">A term that appears only in words, such as</w:t>
+      </w:r>
+      <w:r>
+        <w:t xml:space="preserve"> </w:t>
+      </w:r>
+      <w:r>
+        <w:t xml:space="preserve">“pairwise disjoint”</w:t>
+      </w:r>
+      <w:r>
+        <w:t xml:space="preserve">,</w:t>
+      </w:r>
+      <w:r>
+        <w:t xml:space="preserve"> </w:t>
+      </w:r>
+      <w:r>
+        <w:t xml:space="preserve">needs no symbol.</w:t>
+      </w:r>
+      <w:r>
+        <w:t xml:space="preserve"> </w:t>
+      </w:r>
+      <w:r>
+        <w:t xml:space="preserve">A term that recurs in formulas, such as a level set, needs one,</w:t>
+      </w:r>
+      <w:r>
+        <w:t xml:space="preserve"> </w:t>
+      </w:r>
+      <w:r>
+        <w:t xml:space="preserve">so the reader sees the same object written the same way each time.</w:t>
+      </w:r>
+      <w:r>
+        <w:t xml:space="preserve"> </w:t>
+      </w:r>
+      <w:r>
+        <w:t xml:space="preserve">Define the symbol by the term’s most literal meaning,</w:t>
+      </w:r>
+      <w:r>
+        <w:t xml:space="preserve"> </w:t>
+      </w:r>
+      <w:r>
+        <w:t xml:space="preserve">such as the preimage of a single value for a level set.</w:t>
+      </w:r>
+      <w:r>
+        <w:t xml:space="preserve"> </w:t>
+      </w:r>
+      <w:r>
+        <w:t xml:space="preserve">No check can decide this rule,</w:t>
+      </w:r>
+      <w:r>
+        <w:t xml:space="preserve"> </w:t>
+      </w:r>
+      <w:r>
+        <w:t xml:space="preserve">because whether a term</w:t>
+      </w:r>
+      <w:r>
+        <w:t xml:space="preserve"> </w:t>
+      </w:r>
+      <w:r>
+        <w:t xml:space="preserve">“recurs”</w:t>
+      </w:r>
+      <w:r>
+        <w:t xml:space="preserve"> </w:t>
+      </w:r>
+      <w:r>
+        <w:t xml:space="preserve">depends on how the notes use it,</w:t>
+      </w:r>
+      <w:r>
+        <w:t xml:space="preserve"> </w:t>
+      </w:r>
+      <w:r>
+        <w:t xml:space="preserve">so a reviewer judges it.</w:t>
+      </w:r>
+    </w:p>
+    <w:p>
+      <w:pPr>
+        <w:numPr>
+          <w:ilvl w:val="0"/>
+          <w:numId w:val="1001"/>
+        </w:numPr>
+      </w:pPr>
+      <w:r>
+        <w:rPr>
+          <w:b/>
+          <w:bCs/>
+        </w:rPr>
         <w:t xml:space="preserve">Define and link every technical term at its first use in each div:</w:t>
       </w:r>
       <w:r>
@@ -2893,6 +3316,140 @@
       </w:r>
       <w:r>
         <w:t xml:space="preserve">at its own first use.</w:t>
+      </w:r>
+    </w:p>
+    <w:p>
+      <w:pPr>
+        <w:numPr>
+          <w:ilvl w:val="0"/>
+          <w:numId w:val="1001"/>
+        </w:numPr>
+      </w:pPr>
+      <w:r>
+        <w:rPr>
+          <w:b/>
+          <w:bCs/>
+        </w:rPr>
+        <w:t xml:space="preserve">Link the longest defined phrase:</w:t>
+      </w:r>
+      <w:r>
+        <w:t xml:space="preserve"> </w:t>
+      </w:r>
+      <w:r>
+        <w:t xml:space="preserve">When a longer phrase has its own definition,</w:t>
+      </w:r>
+      <w:r>
+        <w:t xml:space="preserve"> </w:t>
+      </w:r>
+      <w:r>
+        <w:t xml:space="preserve">link the whole phrase to that definition,</w:t>
+      </w:r>
+      <w:r>
+        <w:t xml:space="preserve"> </w:t>
+      </w:r>
+      <w:r>
+        <w:t xml:space="preserve">not a shorter term inside it.</w:t>
+      </w:r>
+      <w:r>
+        <w:t xml:space="preserve"> </w:t>
+      </w:r>
+      <w:r>
+        <w:t xml:space="preserve">For example, link</w:t>
+      </w:r>
+      <w:r>
+        <w:t xml:space="preserve"> </w:t>
+      </w:r>
+      <w:r>
+        <w:rPr>
+          <w:rStyle w:val="VerbatimChar"/>
+        </w:rPr>
+        <w:t xml:space="preserve">[logistic regression](#def-logistic-regression)</w:t>
+      </w:r>
+      <w:r>
+        <w:t xml:space="preserve">,</w:t>
+      </w:r>
+      <w:r>
+        <w:t xml:space="preserve"> </w:t>
+      </w:r>
+      <w:r>
+        <w:t xml:space="preserve">not</w:t>
+      </w:r>
+      <w:r>
+        <w:t xml:space="preserve"> </w:t>
+      </w:r>
+      <w:r>
+        <w:t xml:space="preserve">“logistic</w:t>
+      </w:r>
+      <w:r>
+        <w:t xml:space="preserve"> </w:t>
+      </w:r>
+      <w:r>
+        <w:rPr>
+          <w:rStyle w:val="VerbatimChar"/>
+        </w:rPr>
+        <w:t xml:space="preserve">[regression](#def-regression)</w:t>
+      </w:r>
+      <w:r>
+        <w:t xml:space="preserve">”</w:t>
+      </w:r>
+      <w:r>
+        <w:t xml:space="preserve">.</w:t>
+      </w:r>
+      <w:r>
+        <w:t xml:space="preserve"> </w:t>
+      </w:r>
+      <w:r>
+        <w:t xml:space="preserve">The shorter term names a different concept,</w:t>
+      </w:r>
+      <w:r>
+        <w:t xml:space="preserve"> </w:t>
+      </w:r>
+      <w:r>
+        <w:t xml:space="preserve">so linking it sends the reader to the wrong definition.</w:t>
+      </w:r>
+      <w:r>
+        <w:t xml:space="preserve"> </w:t>
+      </w:r>
+      <w:r>
+        <w:t xml:space="preserve">Link the shorter term only where it stands alone.</w:t>
+      </w:r>
+      <w:r>
+        <w:t xml:space="preserve"> </w:t>
+      </w:r>
+      <w:r>
+        <w:t xml:space="preserve">The</w:t>
+      </w:r>
+      <w:r>
+        <w:t xml:space="preserve"> </w:t>
+      </w:r>
+      <w:r>
+        <w:rPr>
+          <w:rStyle w:val="VerbatimChar"/>
+        </w:rPr>
+        <w:t xml:space="preserve">check-term-links</w:t>
+      </w:r>
+      <w:r>
+        <w:t xml:space="preserve"> </w:t>
+      </w:r>
+      <w:r>
+        <w:t xml:space="preserve">check in</w:t>
+      </w:r>
+      <w:r>
+        <w:t xml:space="preserve"> </w:t>
+      </w:r>
+      <w:hyperlink r:id="rId17">
+        <w:r>
+          <w:rPr>
+            <w:rStyle w:val="Hyperlink"/>
+          </w:rPr>
+          <w:t xml:space="preserve">gha</w:t>
+        </w:r>
+      </w:hyperlink>
+      <w:r>
+        <w:t xml:space="preserve"> </w:t>
+      </w:r>
+      <w:r>
+        <w:t xml:space="preserve">flags a partial link.</w:t>
       </w:r>
     </w:p>
     <w:p>
@@ -3888,7 +4445,7 @@
         <w:t xml:space="preserve">A reader who needs one of them can then link to exactly that one.</w:t>
       </w:r>
     </w:p>
-    <w:bookmarkStart w:id="17" w:name="exm-one-definition-per-div"/>
+    <w:bookmarkStart w:id="18" w:name="exm-one-definition-per-div"/>
     <w:p>
       <w:pPr>
         <w:numPr>
@@ -4428,7 +4985,7 @@
         <w:t xml:space="preserve">and each needs its own example.</w:t>
       </w:r>
     </w:p>
-    <w:bookmarkEnd w:id="17"/>
+    <w:bookmarkEnd w:id="18"/>
     <w:p>
       <w:pPr>
         <w:numPr>
@@ -4559,7 +5116,7 @@
       </w:del>
       <w:del w:id="190" w:author="PR Preview" w:date="2026-01-01T00:00:00Z">
         <w:r>
-          <w:delText xml:space="preserve">put all of them in the div title, as in</w:delText>
+          <w:delText xml:space="preserve">put all of them in the div title as a comma-separated list,</w:delText>
         </w:r>
       </w:del>
       <w:del w:id="191" w:author="PR Preview" w:date="2026-01-01T00:00:00Z">
@@ -4569,22 +5126,22 @@
       </w:del>
       <w:del w:id="192" w:author="PR Preview" w:date="2026-01-01T00:00:00Z">
         <w:r>
-          <w:delText xml:space="preserve">“Postulate (axiom)”</w:delText>
+          <w:delText xml:space="preserve">with the primary name first, as in</w:delText>
         </w:r>
       </w:del>
       <w:del w:id="193" w:author="PR Preview" w:date="2026-01-01T00:00:00Z">
         <w:r>
-          <w:delText xml:space="preserve">,</w:delText>
+          <w:delText xml:space="preserve"> </w:delText>
         </w:r>
       </w:del>
       <w:del w:id="194" w:author="PR Preview" w:date="2026-01-01T00:00:00Z">
         <w:r>
-          <w:delText xml:space="preserve"> </w:delText>
+          <w:delText xml:space="preserve">“Postulate, axiom”</w:delText>
         </w:r>
       </w:del>
       <w:del w:id="195" w:author="PR Preview" w:date="2026-01-01T00:00:00Z">
         <w:r>
-          <w:delText xml:space="preserve">and bold each where it first appears in the definition.</w:delText>
+          <w:delText xml:space="preserve">,</w:delText>
         </w:r>
       </w:del>
       <w:del w:id="196" w:author="PR Preview" w:date="2026-01-01T00:00:00Z">
@@ -4594,7 +5151,7 @@
       </w:del>
       <w:del w:id="197" w:author="PR Preview" w:date="2026-01-01T00:00:00Z">
         <w:r>
-          <w:delText xml:space="preserve">This covers the names other sources use, such as a textbook’s,</w:delText>
+          <w:delText xml:space="preserve">and bold each where it first appears in the definition.</w:delText>
         </w:r>
       </w:del>
       <w:del w:id="198" w:author="PR Preview" w:date="2026-01-01T00:00:00Z">
@@ -4604,7 +5161,7 @@
       </w:del>
       <w:del w:id="199" w:author="PR Preview" w:date="2026-01-01T00:00:00Z">
         <w:r>
-          <w:delText xml:space="preserve">which belong in the title and in bold too,</w:delText>
+          <w:delText xml:space="preserve">Do not use parentheses or a phrase such as</w:delText>
         </w:r>
       </w:del>
       <w:del w:id="200" w:author="PR Preview" w:date="2026-01-01T00:00:00Z">
@@ -4614,7 +5171,7 @@
       </w:del>
       <w:del w:id="201" w:author="PR Preview" w:date="2026-01-01T00:00:00Z">
         <w:r>
-          <w:delText xml:space="preserve">as in</w:delText>
+          <w:delText xml:space="preserve">“also called”</w:delText>
         </w:r>
       </w:del>
       <w:del w:id="202" w:author="PR Preview" w:date="2026-01-01T00:00:00Z">
@@ -4624,7 +5181,7 @@
       </w:del>
       <w:del w:id="203" w:author="PR Preview" w:date="2026-01-01T00:00:00Z">
         <w:r>
-          <w:delText xml:space="preserve">“Risk (expected loss, population risk, true risk,</w:delText>
+          <w:delText xml:space="preserve">in the title.</w:delText>
         </w:r>
       </w:del>
       <w:del w:id="204" w:author="PR Preview" w:date="2026-01-01T00:00:00Z">
@@ -4634,52 +5191,52 @@
       </w:del>
       <w:del w:id="205" w:author="PR Preview" w:date="2026-01-01T00:00:00Z">
         <w:r>
-          <w:delText xml:space="preserve">generalization error, expected prediction error)”</w:delText>
+          <w:delText xml:space="preserve">This covers the names other sources use, such as a textbook’s,</w:delText>
         </w:r>
       </w:del>
       <w:del w:id="206" w:author="PR Preview" w:date="2026-01-01T00:00:00Z">
         <w:r>
-          <w:delText xml:space="preserve">.</w:delText>
+          <w:delText xml:space="preserve"> </w:delText>
         </w:r>
       </w:del>
       <w:del w:id="207" w:author="PR Preview" w:date="2026-01-01T00:00:00Z">
         <w:r>
-          <w:delText xml:space="preserve"> </w:delText>
+          <w:delText xml:space="preserve">which belong in the title and in bold too,</w:delText>
         </w:r>
       </w:del>
       <w:del w:id="208" w:author="PR Preview" w:date="2026-01-01T00:00:00Z">
         <w:r>
-          <w:delText xml:space="preserve">Say which one the document uses.</w:delText>
+          <w:delText xml:space="preserve"> </w:delText>
         </w:r>
       </w:del>
       <w:del w:id="209" w:author="PR Preview" w:date="2026-01-01T00:00:00Z">
         <w:r>
-          <w:delText xml:space="preserve"> </w:delText>
+          <w:delText xml:space="preserve">as in</w:delText>
         </w:r>
       </w:del>
       <w:del w:id="210" w:author="PR Preview" w:date="2026-01-01T00:00:00Z">
         <w:r>
-          <w:delText xml:space="preserve">Name near-synonyms in the definition block or in a callout beside it,</w:delText>
+          <w:delText xml:space="preserve"> </w:delText>
         </w:r>
       </w:del>
       <w:del w:id="211" w:author="PR Preview" w:date="2026-01-01T00:00:00Z">
         <w:r>
-          <w:delText xml:space="preserve"> </w:delText>
+          <w:delText xml:space="preserve">“Risk, expected loss, population risk, true risk,</w:delText>
         </w:r>
       </w:del>
       <w:del w:id="212" w:author="PR Preview" w:date="2026-01-01T00:00:00Z">
         <w:r>
-          <w:delText xml:space="preserve">and state how they differ.</w:delText>
+          <w:delText xml:space="preserve"> </w:delText>
         </w:r>
       </w:del>
       <w:del w:id="213" w:author="PR Preview" w:date="2026-01-01T00:00:00Z">
         <w:r>
-          <w:delText xml:space="preserve"> </w:delText>
+          <w:delText xml:space="preserve">generalization error, expected prediction error”</w:delText>
         </w:r>
       </w:del>
       <w:del w:id="214" w:author="PR Preview" w:date="2026-01-01T00:00:00Z">
         <w:r>
-          <w:delText xml:space="preserve">A reader who meets the other words in another source</w:delText>
+          <w:delText xml:space="preserve">.</w:delText>
         </w:r>
       </w:del>
       <w:del w:id="215" w:author="PR Preview" w:date="2026-01-01T00:00:00Z">
@@ -4689,7 +5246,7 @@
       </w:del>
       <w:del w:id="216" w:author="PR Preview" w:date="2026-01-01T00:00:00Z">
         <w:r>
-          <w:delText xml:space="preserve">can then connect them to the concept already learned</w:delText>
+          <w:delText xml:space="preserve">Say which one the document uses.</w:delText>
         </w:r>
       </w:del>
       <w:del w:id="217" w:author="PR Preview" w:date="2026-01-01T00:00:00Z">
@@ -4699,7 +5256,7 @@
       </w:del>
       <w:del w:id="218" w:author="PR Preview" w:date="2026-01-01T00:00:00Z">
         <w:r>
-          <w:delText xml:space="preserve">(see</w:delText>
+          <w:delText xml:space="preserve">Name near-synonyms in the definition block or in a callout beside it,</w:delText>
         </w:r>
       </w:del>
       <w:del w:id="219" w:author="PR Preview" w:date="2026-01-01T00:00:00Z">
@@ -4707,8 +5264,48 @@
           <w:delText xml:space="preserve"> </w:delText>
         </w:r>
       </w:del>
-      <w:hyperlink r:id="rId18">
-        <w:del w:id="220" w:author="PR Preview" w:date="2026-01-01T00:00:00Z">
+      <w:del w:id="220" w:author="PR Preview" w:date="2026-01-01T00:00:00Z">
+        <w:r>
+          <w:delText xml:space="preserve">and state how they differ.</w:delText>
+        </w:r>
+      </w:del>
+      <w:del w:id="221" w:author="PR Preview" w:date="2026-01-01T00:00:00Z">
+        <w:r>
+          <w:delText xml:space="preserve"> </w:delText>
+        </w:r>
+      </w:del>
+      <w:del w:id="222" w:author="PR Preview" w:date="2026-01-01T00:00:00Z">
+        <w:r>
+          <w:delText xml:space="preserve">A reader who meets the other words in another source</w:delText>
+        </w:r>
+      </w:del>
+      <w:del w:id="223" w:author="PR Preview" w:date="2026-01-01T00:00:00Z">
+        <w:r>
+          <w:delText xml:space="preserve"> </w:delText>
+        </w:r>
+      </w:del>
+      <w:del w:id="224" w:author="PR Preview" w:date="2026-01-01T00:00:00Z">
+        <w:r>
+          <w:delText xml:space="preserve">can then connect them to the concept already learned</w:delText>
+        </w:r>
+      </w:del>
+      <w:del w:id="225" w:author="PR Preview" w:date="2026-01-01T00:00:00Z">
+        <w:r>
+          <w:delText xml:space="preserve"> </w:delText>
+        </w:r>
+      </w:del>
+      <w:del w:id="226" w:author="PR Preview" w:date="2026-01-01T00:00:00Z">
+        <w:r>
+          <w:delText xml:space="preserve">(see</w:delText>
+        </w:r>
+      </w:del>
+      <w:del w:id="227" w:author="PR Preview" w:date="2026-01-01T00:00:00Z">
+        <w:r>
+          <w:delText xml:space="preserve"> </w:delText>
+        </w:r>
+      </w:del>
+      <w:hyperlink r:id="rId19">
+        <w:del w:id="228" w:author="PR Preview" w:date="2026-01-01T00:00:00Z">
           <w:r>
             <w:rPr>
               <w:rStyle w:val="Hyperlink"/>
@@ -4717,7 +5314,7 @@
           </w:r>
         </w:del>
       </w:hyperlink>
-      <w:del w:id="221" w:author="PR Preview" w:date="2026-01-01T00:00:00Z">
+      <w:del w:id="229" w:author="PR Preview" w:date="2026-01-01T00:00:00Z">
         <w:r>
           <w:delText xml:space="preserve">).</w:delText>
         </w:r>
@@ -4730,7 +5327,7 @@
           <w:numId w:val="1001"/>
         </w:numPr>
       </w:pPr>
-      <w:ins w:id="222" w:author="PR Preview" w:date="2026-01-01T00:00:00Z">
+      <w:ins w:id="230" w:author="PR Preview" w:date="2026-01-01T00:00:00Z">
         <w:r>
           <w:rPr>
             <w:b/>
@@ -4739,32 +5336,32 @@
           <w:t xml:space="preserve">Name the synonyms:</w:t>
         </w:r>
       </w:ins>
-      <w:ins w:id="223" w:author="PR Preview" w:date="2026-01-01T00:00:00Z">
+      <w:ins w:id="231" w:author="PR Preview" w:date="2026-01-01T00:00:00Z">
         <w:r>
           <w:t xml:space="preserve"> </w:t>
         </w:r>
       </w:ins>
-      <w:ins w:id="224" w:author="PR Preview" w:date="2026-01-01T00:00:00Z">
+      <w:ins w:id="232" w:author="PR Preview" w:date="2026-01-01T00:00:00Z">
         <w:r>
           <w:t xml:space="preserve">When a field uses several words for one concept,</w:t>
         </w:r>
       </w:ins>
-      <w:ins w:id="225" w:author="PR Preview" w:date="2026-01-01T00:00:00Z">
+      <w:ins w:id="233" w:author="PR Preview" w:date="2026-01-01T00:00:00Z">
         <w:r>
           <w:t xml:space="preserve"> </w:t>
         </w:r>
       </w:ins>
-      <w:ins w:id="226" w:author="PR Preview" w:date="2026-01-01T00:00:00Z">
+      <w:ins w:id="234" w:author="PR Preview" w:date="2026-01-01T00:00:00Z">
         <w:r>
           <w:t xml:space="preserve">such as</w:t>
         </w:r>
       </w:ins>
-      <w:ins w:id="227" w:author="PR Preview" w:date="2026-01-01T00:00:00Z">
+      <w:ins w:id="235" w:author="PR Preview" w:date="2026-01-01T00:00:00Z">
         <w:r>
           <w:t xml:space="preserve"> </w:t>
         </w:r>
       </w:ins>
-      <w:ins w:id="228" w:author="PR Preview" w:date="2026-01-01T00:00:00Z">
+      <w:ins w:id="236" w:author="PR Preview" w:date="2026-01-01T00:00:00Z">
         <w:r>
           <w:rPr>
             <w:i/>
@@ -4773,17 +5370,17 @@
           <w:t xml:space="preserve">learning</w:t>
         </w:r>
       </w:ins>
-      <w:ins w:id="229" w:author="PR Preview" w:date="2026-01-01T00:00:00Z">
+      <w:ins w:id="237" w:author="PR Preview" w:date="2026-01-01T00:00:00Z">
         <w:r>
           <w:t xml:space="preserve">,</w:t>
         </w:r>
       </w:ins>
-      <w:ins w:id="230" w:author="PR Preview" w:date="2026-01-01T00:00:00Z">
+      <w:ins w:id="238" w:author="PR Preview" w:date="2026-01-01T00:00:00Z">
         <w:r>
           <w:t xml:space="preserve"> </w:t>
         </w:r>
       </w:ins>
-      <w:ins w:id="231" w:author="PR Preview" w:date="2026-01-01T00:00:00Z">
+      <w:ins w:id="239" w:author="PR Preview" w:date="2026-01-01T00:00:00Z">
         <w:r>
           <w:rPr>
             <w:i/>
@@ -4792,22 +5389,22 @@
           <w:t xml:space="preserve">training</w:t>
         </w:r>
       </w:ins>
-      <w:ins w:id="232" w:author="PR Preview" w:date="2026-01-01T00:00:00Z">
+      <w:ins w:id="240" w:author="PR Preview" w:date="2026-01-01T00:00:00Z">
         <w:r>
           <w:t xml:space="preserve"> </w:t>
         </w:r>
       </w:ins>
-      <w:ins w:id="233" w:author="PR Preview" w:date="2026-01-01T00:00:00Z">
+      <w:ins w:id="241" w:author="PR Preview" w:date="2026-01-01T00:00:00Z">
         <w:r>
           <w:t xml:space="preserve">and</w:t>
         </w:r>
       </w:ins>
-      <w:ins w:id="234" w:author="PR Preview" w:date="2026-01-01T00:00:00Z">
+      <w:ins w:id="242" w:author="PR Preview" w:date="2026-01-01T00:00:00Z">
         <w:r>
           <w:t xml:space="preserve"> </w:t>
         </w:r>
       </w:ins>
-      <w:ins w:id="235" w:author="PR Preview" w:date="2026-01-01T00:00:00Z">
+      <w:ins w:id="243" w:author="PR Preview" w:date="2026-01-01T00:00:00Z">
         <w:r>
           <w:rPr>
             <w:i/>
@@ -4816,46 +5413,6 @@
           <w:t xml:space="preserve">fitting</w:t>
         </w:r>
       </w:ins>
-      <w:ins w:id="236" w:author="PR Preview" w:date="2026-01-01T00:00:00Z">
-        <w:r>
-          <w:t xml:space="preserve"> </w:t>
-        </w:r>
-      </w:ins>
-      <w:ins w:id="237" w:author="PR Preview" w:date="2026-01-01T00:00:00Z">
-        <w:r>
-          <w:t xml:space="preserve">a model,</w:t>
-        </w:r>
-      </w:ins>
-      <w:ins w:id="238" w:author="PR Preview" w:date="2026-01-01T00:00:00Z">
-        <w:r>
-          <w:t xml:space="preserve"> </w:t>
-        </w:r>
-      </w:ins>
-      <w:ins w:id="239" w:author="PR Preview" w:date="2026-01-01T00:00:00Z">
-        <w:r>
-          <w:t xml:space="preserve">every word that names the concept is an alternative name,</w:t>
-        </w:r>
-      </w:ins>
-      <w:ins w:id="240" w:author="PR Preview" w:date="2026-01-01T00:00:00Z">
-        <w:r>
-          <w:t xml:space="preserve"> </w:t>
-        </w:r>
-      </w:ins>
-      <w:ins w:id="241" w:author="PR Preview" w:date="2026-01-01T00:00:00Z">
-        <w:r>
-          <w:t xml:space="preserve">and each is treated exactly as the primary name:</w:t>
-        </w:r>
-      </w:ins>
-      <w:ins w:id="242" w:author="PR Preview" w:date="2026-01-01T00:00:00Z">
-        <w:r>
-          <w:t xml:space="preserve"> </w:t>
-        </w:r>
-      </w:ins>
-      <w:ins w:id="243" w:author="PR Preview" w:date="2026-01-01T00:00:00Z">
-        <w:r>
-          <w:t xml:space="preserve">put all of them in the div title, as in</w:t>
-        </w:r>
-      </w:ins>
       <w:ins w:id="244" w:author="PR Preview" w:date="2026-01-01T00:00:00Z">
         <w:r>
           <w:t xml:space="preserve"> </w:t>
@@ -4863,62 +5420,62 @@
       </w:ins>
       <w:ins w:id="245" w:author="PR Preview" w:date="2026-01-01T00:00:00Z">
         <w:r>
-          <w:t xml:space="preserve">“Postulate (axiom)”</w:t>
+          <w:t xml:space="preserve">a model,</w:t>
         </w:r>
       </w:ins>
       <w:ins w:id="246" w:author="PR Preview" w:date="2026-01-01T00:00:00Z">
         <w:r>
-          <w:t xml:space="preserve">,</w:t>
+          <w:t xml:space="preserve"> </w:t>
         </w:r>
       </w:ins>
       <w:ins w:id="247" w:author="PR Preview" w:date="2026-01-01T00:00:00Z">
         <w:r>
-          <w:t xml:space="preserve"> </w:t>
+          <w:t xml:space="preserve">every word that names the concept is an alternative name,</w:t>
         </w:r>
       </w:ins>
       <w:ins w:id="248" w:author="PR Preview" w:date="2026-01-01T00:00:00Z">
         <w:r>
-          <w:t xml:space="preserve">and bold each where it first appears in the definition.</w:t>
+          <w:t xml:space="preserve"> </w:t>
         </w:r>
       </w:ins>
       <w:ins w:id="249" w:author="PR Preview" w:date="2026-01-01T00:00:00Z">
         <w:r>
-          <w:t xml:space="preserve"> </w:t>
+          <w:t xml:space="preserve">and each is treated exactly as the primary name:</w:t>
         </w:r>
       </w:ins>
       <w:ins w:id="250" w:author="PR Preview" w:date="2026-01-01T00:00:00Z">
         <w:r>
-          <w:t xml:space="preserve">This covers the names other sources use, such as a textbook’s,</w:t>
+          <w:t xml:space="preserve"> </w:t>
         </w:r>
       </w:ins>
       <w:ins w:id="251" w:author="PR Preview" w:date="2026-01-01T00:00:00Z">
         <w:r>
-          <w:t xml:space="preserve"> </w:t>
+          <w:t xml:space="preserve">put all of them in the div title as a comma-separated list,</w:t>
         </w:r>
       </w:ins>
       <w:ins w:id="252" w:author="PR Preview" w:date="2026-01-01T00:00:00Z">
         <w:r>
-          <w:t xml:space="preserve">which belong in the title and in bold too,</w:t>
+          <w:t xml:space="preserve"> </w:t>
         </w:r>
       </w:ins>
       <w:ins w:id="253" w:author="PR Preview" w:date="2026-01-01T00:00:00Z">
         <w:r>
-          <w:t xml:space="preserve"> </w:t>
+          <w:t xml:space="preserve">with the primary name first, as in</w:t>
         </w:r>
       </w:ins>
       <w:ins w:id="254" w:author="PR Preview" w:date="2026-01-01T00:00:00Z">
         <w:r>
-          <w:t xml:space="preserve">as in</w:t>
+          <w:t xml:space="preserve"> </w:t>
         </w:r>
       </w:ins>
       <w:ins w:id="255" w:author="PR Preview" w:date="2026-01-01T00:00:00Z">
         <w:r>
-          <w:t xml:space="preserve"> </w:t>
+          <w:t xml:space="preserve">“Postulate, axiom”</w:t>
         </w:r>
       </w:ins>
       <w:ins w:id="256" w:author="PR Preview" w:date="2026-01-01T00:00:00Z">
         <w:r>
-          <w:t xml:space="preserve">“Risk (expected loss, population risk, true risk,</w:t>
+          <w:t xml:space="preserve">,</w:t>
         </w:r>
       </w:ins>
       <w:ins w:id="257" w:author="PR Preview" w:date="2026-01-01T00:00:00Z">
@@ -4928,81 +5485,161 @@
       </w:ins>
       <w:ins w:id="258" w:author="PR Preview" w:date="2026-01-01T00:00:00Z">
         <w:r>
-          <w:t xml:space="preserve">generalization error, expected prediction error)”</w:t>
+          <w:t xml:space="preserve">and bold each where it first appears in the definition.</w:t>
         </w:r>
       </w:ins>
       <w:ins w:id="259" w:author="PR Preview" w:date="2026-01-01T00:00:00Z">
         <w:r>
-          <w:t xml:space="preserve">.</w:t>
+          <w:t xml:space="preserve"> </w:t>
         </w:r>
       </w:ins>
       <w:ins w:id="260" w:author="PR Preview" w:date="2026-01-01T00:00:00Z">
         <w:r>
-          <w:t xml:space="preserve"> </w:t>
+          <w:t xml:space="preserve">Do not use parentheses or a phrase such as</w:t>
         </w:r>
       </w:ins>
       <w:ins w:id="261" w:author="PR Preview" w:date="2026-01-01T00:00:00Z">
         <w:r>
-          <w:t xml:space="preserve">Say which one the document uses.</w:t>
+          <w:t xml:space="preserve"> </w:t>
         </w:r>
       </w:ins>
       <w:ins w:id="262" w:author="PR Preview" w:date="2026-01-01T00:00:00Z">
         <w:r>
-          <w:t xml:space="preserve"> </w:t>
+          <w:t xml:space="preserve">“also called”</w:t>
         </w:r>
       </w:ins>
       <w:ins w:id="263" w:author="PR Preview" w:date="2026-01-01T00:00:00Z">
         <w:r>
-          <w:t xml:space="preserve">Name near-synonyms in the definition block or in a callout beside it,</w:t>
+          <w:t xml:space="preserve"> </w:t>
         </w:r>
       </w:ins>
       <w:ins w:id="264" w:author="PR Preview" w:date="2026-01-01T00:00:00Z">
         <w:r>
-          <w:t xml:space="preserve"> </w:t>
+          <w:t xml:space="preserve">in the title.</w:t>
         </w:r>
       </w:ins>
       <w:ins w:id="265" w:author="PR Preview" w:date="2026-01-01T00:00:00Z">
         <w:r>
-          <w:t xml:space="preserve">and state how they differ.</w:t>
+          <w:t xml:space="preserve"> </w:t>
         </w:r>
       </w:ins>
       <w:ins w:id="266" w:author="PR Preview" w:date="2026-01-01T00:00:00Z">
         <w:r>
-          <w:t xml:space="preserve"> </w:t>
+          <w:t xml:space="preserve">This covers the names other sources use, such as a textbook’s,</w:t>
         </w:r>
       </w:ins>
       <w:ins w:id="267" w:author="PR Preview" w:date="2026-01-01T00:00:00Z">
         <w:r>
-          <w:t xml:space="preserve">A reader who encounters the other words in another source</w:t>
+          <w:t xml:space="preserve"> </w:t>
         </w:r>
       </w:ins>
       <w:ins w:id="268" w:author="PR Preview" w:date="2026-01-01T00:00:00Z">
         <w:r>
-          <w:t xml:space="preserve"> </w:t>
+          <w:t xml:space="preserve">which belong in the title and in bold too,</w:t>
         </w:r>
       </w:ins>
       <w:ins w:id="269" w:author="PR Preview" w:date="2026-01-01T00:00:00Z">
         <w:r>
-          <w:t xml:space="preserve">can then connect them to the concept already learned</w:t>
+          <w:t xml:space="preserve"> </w:t>
         </w:r>
       </w:ins>
       <w:ins w:id="270" w:author="PR Preview" w:date="2026-01-01T00:00:00Z">
         <w:r>
-          <w:t xml:space="preserve"> </w:t>
+          <w:t xml:space="preserve">as in</w:t>
         </w:r>
       </w:ins>
       <w:ins w:id="271" w:author="PR Preview" w:date="2026-01-01T00:00:00Z">
         <w:r>
-          <w:t xml:space="preserve">(see</w:t>
+          <w:t xml:space="preserve"> </w:t>
         </w:r>
       </w:ins>
       <w:ins w:id="272" w:author="PR Preview" w:date="2026-01-01T00:00:00Z">
         <w:r>
+          <w:t xml:space="preserve">“Risk, expected loss, population risk, true risk,</w:t>
+        </w:r>
+      </w:ins>
+      <w:ins w:id="273" w:author="PR Preview" w:date="2026-01-01T00:00:00Z">
+        <w:r>
           <w:t xml:space="preserve"> </w:t>
         </w:r>
       </w:ins>
-      <w:hyperlink r:id="rId18">
-        <w:ins w:id="273" w:author="PR Preview" w:date="2026-01-01T00:00:00Z">
+      <w:ins w:id="274" w:author="PR Preview" w:date="2026-01-01T00:00:00Z">
+        <w:r>
+          <w:t xml:space="preserve">generalization error, expected prediction error”</w:t>
+        </w:r>
+      </w:ins>
+      <w:ins w:id="275" w:author="PR Preview" w:date="2026-01-01T00:00:00Z">
+        <w:r>
+          <w:t xml:space="preserve">.</w:t>
+        </w:r>
+      </w:ins>
+      <w:ins w:id="276" w:author="PR Preview" w:date="2026-01-01T00:00:00Z">
+        <w:r>
+          <w:t xml:space="preserve"> </w:t>
+        </w:r>
+      </w:ins>
+      <w:ins w:id="277" w:author="PR Preview" w:date="2026-01-01T00:00:00Z">
+        <w:r>
+          <w:t xml:space="preserve">Say which one the document uses.</w:t>
+        </w:r>
+      </w:ins>
+      <w:ins w:id="278" w:author="PR Preview" w:date="2026-01-01T00:00:00Z">
+        <w:r>
+          <w:t xml:space="preserve"> </w:t>
+        </w:r>
+      </w:ins>
+      <w:ins w:id="279" w:author="PR Preview" w:date="2026-01-01T00:00:00Z">
+        <w:r>
+          <w:t xml:space="preserve">Name near-synonyms in the definition block or in a callout beside it,</w:t>
+        </w:r>
+      </w:ins>
+      <w:ins w:id="280" w:author="PR Preview" w:date="2026-01-01T00:00:00Z">
+        <w:r>
+          <w:t xml:space="preserve"> </w:t>
+        </w:r>
+      </w:ins>
+      <w:ins w:id="281" w:author="PR Preview" w:date="2026-01-01T00:00:00Z">
+        <w:r>
+          <w:t xml:space="preserve">and state how they differ.</w:t>
+        </w:r>
+      </w:ins>
+      <w:ins w:id="282" w:author="PR Preview" w:date="2026-01-01T00:00:00Z">
+        <w:r>
+          <w:t xml:space="preserve"> </w:t>
+        </w:r>
+      </w:ins>
+      <w:ins w:id="283" w:author="PR Preview" w:date="2026-01-01T00:00:00Z">
+        <w:r>
+          <w:t xml:space="preserve">A reader who encounters the other words in another source</w:t>
+        </w:r>
+      </w:ins>
+      <w:ins w:id="284" w:author="PR Preview" w:date="2026-01-01T00:00:00Z">
+        <w:r>
+          <w:t xml:space="preserve"> </w:t>
+        </w:r>
+      </w:ins>
+      <w:ins w:id="285" w:author="PR Preview" w:date="2026-01-01T00:00:00Z">
+        <w:r>
+          <w:t xml:space="preserve">can then connect them to the concept already learned</w:t>
+        </w:r>
+      </w:ins>
+      <w:ins w:id="286" w:author="PR Preview" w:date="2026-01-01T00:00:00Z">
+        <w:r>
+          <w:t xml:space="preserve"> </w:t>
+        </w:r>
+      </w:ins>
+      <w:ins w:id="287" w:author="PR Preview" w:date="2026-01-01T00:00:00Z">
+        <w:r>
+          <w:t xml:space="preserve">(see</w:t>
+        </w:r>
+      </w:ins>
+      <w:ins w:id="288" w:author="PR Preview" w:date="2026-01-01T00:00:00Z">
+        <w:r>
+          <w:t xml:space="preserve"> </w:t>
+        </w:r>
+      </w:ins>
+      <w:hyperlink r:id="rId19">
+        <w:ins w:id="289" w:author="PR Preview" w:date="2026-01-01T00:00:00Z">
           <w:r>
             <w:rPr>
               <w:rStyle w:val="Hyperlink"/>
@@ -5011,11 +5648,178 @@
           </w:r>
         </w:ins>
       </w:hyperlink>
-      <w:ins w:id="274" w:author="PR Preview" w:date="2026-01-01T00:00:00Z">
+      <w:ins w:id="290" w:author="PR Preview" w:date="2026-01-01T00:00:00Z">
         <w:r>
           <w:t xml:space="preserve">).</w:t>
         </w:r>
       </w:ins>
+    </w:p>
+    <w:p>
+      <w:pPr>
+        <w:numPr>
+          <w:ilvl w:val="0"/>
+          <w:numId w:val="1001"/>
+        </w:numPr>
+      </w:pPr>
+      <w:r>
+        <w:rPr>
+          <w:b/>
+          <w:bCs/>
+        </w:rPr>
+        <w:t xml:space="preserve">Tell synonyms from hyponyms:</w:t>
+      </w:r>
+      <w:r>
+        <w:t xml:space="preserve"> </w:t>
+      </w:r>
+      <w:r>
+        <w:t xml:space="preserve">A</w:t>
+      </w:r>
+      <w:r>
+        <w:t xml:space="preserve"> </w:t>
+      </w:r>
+      <w:r>
+        <w:rPr>
+          <w:i/>
+          <w:iCs/>
+        </w:rPr>
+        <w:t xml:space="preserve">synonym</w:t>
+      </w:r>
+      <w:r>
+        <w:t xml:space="preserve"> </w:t>
+      </w:r>
+      <w:r>
+        <w:t xml:space="preserve">names the same concept as the primary term,</w:t>
+      </w:r>
+      <w:r>
+        <w:t xml:space="preserve"> </w:t>
+      </w:r>
+      <w:r>
+        <w:t xml:space="preserve">so it belongs in the div title.</w:t>
+      </w:r>
+      <w:r>
+        <w:t xml:space="preserve"> </w:t>
+      </w:r>
+      <w:r>
+        <w:t xml:space="preserve">A</w:t>
+      </w:r>
+      <w:r>
+        <w:t xml:space="preserve"> </w:t>
+      </w:r>
+      <w:r>
+        <w:rPr>
+          <w:i/>
+          <w:iCs/>
+        </w:rPr>
+        <w:t xml:space="preserve">hyponym</w:t>
+      </w:r>
+      <w:r>
+        <w:t xml:space="preserve"> </w:t>
+      </w:r>
+      <w:r>
+        <w:t xml:space="preserve">names a special case of another term,</w:t>
+      </w:r>
+      <w:r>
+        <w:t xml:space="preserve"> </w:t>
+      </w:r>
+      <w:r>
+        <w:t xml:space="preserve">such as</w:t>
+      </w:r>
+      <w:r>
+        <w:t xml:space="preserve"> </w:t>
+      </w:r>
+      <w:r>
+        <w:t xml:space="preserve">“linear regression”</w:t>
+      </w:r>
+      <w:r>
+        <w:t xml:space="preserve"> </w:t>
+      </w:r>
+      <w:r>
+        <w:t xml:space="preserve">for</w:t>
+      </w:r>
+      <w:r>
+        <w:t xml:space="preserve"> </w:t>
+      </w:r>
+      <w:r>
+        <w:t xml:space="preserve">“regression model”</w:t>
+      </w:r>
+      <w:r>
+        <w:t xml:space="preserve">,</w:t>
+      </w:r>
+      <w:r>
+        <w:t xml:space="preserve"> </w:t>
+      </w:r>
+      <w:r>
+        <w:t xml:space="preserve">so it is a different concept.</w:t>
+      </w:r>
+      <w:r>
+        <w:t xml:space="preserve"> </w:t>
+      </w:r>
+      <w:r>
+        <w:t xml:space="preserve">Give each hyponym its own</w:t>
+      </w:r>
+      <w:r>
+        <w:t xml:space="preserve"> </w:t>
+      </w:r>
+      <w:r>
+        <w:rPr>
+          <w:rStyle w:val="VerbatimChar"/>
+        </w:rPr>
+        <w:t xml:space="preserve">#def-</w:t>
+      </w:r>
+      <w:r>
+        <w:t xml:space="preserve"> </w:t>
+      </w:r>
+      <w:r>
+        <w:t xml:space="preserve">div,</w:t>
+      </w:r>
+      <w:r>
+        <w:t xml:space="preserve"> </w:t>
+      </w:r>
+      <w:r>
+        <w:t xml:space="preserve">and never put it in the title of the general term</w:t>
+      </w:r>
+      <w:r>
+        <w:t xml:space="preserve"> </w:t>
+      </w:r>
+      <w:r>
+        <w:t xml:space="preserve">or introduce it with</w:t>
+      </w:r>
+      <w:r>
+        <w:t xml:space="preserve"> </w:t>
+      </w:r>
+      <w:r>
+        <w:t xml:space="preserve">“also called”</w:t>
+      </w:r>
+      <w:r>
+        <w:t xml:space="preserve"> </w:t>
+      </w:r>
+      <w:r>
+        <w:t xml:space="preserve">(Ezra, 2026-10-23).</w:t>
+      </w:r>
+      <w:r>
+        <w:t xml:space="preserve"> </w:t>
+      </w:r>
+      <w:r>
+        <w:t xml:space="preserve">When unsure, check both directions.</w:t>
+      </w:r>
+      <w:r>
+        <w:t xml:space="preserve"> </w:t>
+      </w:r>
+      <w:r>
+        <w:t xml:space="preserve">Is every instance of the new term an instance of the old term?</w:t>
+      </w:r>
+      <w:r>
+        <w:t xml:space="preserve"> </w:t>
+      </w:r>
+      <w:r>
+        <w:t xml:space="preserve">Is every instance of the old term an instance of the new term?</w:t>
+      </w:r>
+      <w:r>
+        <w:t xml:space="preserve"> </w:t>
+      </w:r>
+      <w:r>
+        <w:t xml:space="preserve">If only the first holds, the new term is a hyponym.</w:t>
+      </w:r>
     </w:p>
     <w:p>
       <w:pPr>
@@ -6539,480 +7343,254 @@
           <w:numId w:val="1001"/>
         </w:numPr>
       </w:pPr>
-      <w:del w:id="275" w:author="PR Preview" w:date="2026-01-01T00:00:00Z">
-        <w:r>
-          <w:rPr>
-            <w:b/>
-            <w:bCs/>
-          </w:rPr>
-          <w:delText xml:space="preserve">Say</w:delText>
-        </w:r>
-      </w:del>
-      <w:del w:id="276" w:author="PR Preview" w:date="2026-01-01T00:00:00Z">
-        <w:r>
-          <w:rPr>
-            <w:b/>
-            <w:bCs/>
-          </w:rPr>
-          <w:delText xml:space="preserve"> </w:delText>
-        </w:r>
-      </w:del>
-      <w:del w:id="277" w:author="PR Preview" w:date="2026-01-01T00:00:00Z">
-        <w:r>
-          <w:rPr>
-            <w:b/>
-            <w:bCs/>
-          </w:rPr>
-          <w:delText xml:space="preserve">“fitted model”</w:delText>
-        </w:r>
-      </w:del>
-      <w:del w:id="278" w:author="PR Preview" w:date="2026-01-01T00:00:00Z">
-        <w:r>
-          <w:rPr>
-            <w:b/>
-            <w:bCs/>
-          </w:rPr>
-          <w:delText xml:space="preserve">, not</w:delText>
-        </w:r>
-      </w:del>
-      <w:del w:id="279" w:author="PR Preview" w:date="2026-01-01T00:00:00Z">
-        <w:r>
-          <w:rPr>
-            <w:b/>
-            <w:bCs/>
-          </w:rPr>
-          <w:delText xml:space="preserve"> </w:delText>
-        </w:r>
-      </w:del>
-      <w:del w:id="280" w:author="PR Preview" w:date="2026-01-01T00:00:00Z">
-        <w:r>
-          <w:rPr>
-            <w:b/>
-            <w:bCs/>
-          </w:rPr>
-          <w:delText xml:space="preserve">“prediction rule”</w:delText>
-        </w:r>
-      </w:del>
-      <w:del w:id="281" w:author="PR Preview" w:date="2026-01-01T00:00:00Z">
-        <w:r>
-          <w:rPr>
-            <w:b/>
-            <w:bCs/>
-          </w:rPr>
-          <w:delText xml:space="preserve">:</w:delText>
-        </w:r>
-      </w:del>
-      <w:del w:id="282" w:author="PR Preview" w:date="2026-01-01T00:00:00Z">
-        <w:r>
-          <w:delText xml:space="preserve"> </w:delText>
-        </w:r>
-      </w:del>
-      <w:del w:id="283" w:author="PR Preview" w:date="2026-01-01T00:00:00Z">
-        <w:r>
-          <w:delText xml:space="preserve">A fitted model that is used to predict outcomes is still a fitted model,</w:delText>
-        </w:r>
-      </w:del>
-      <w:del w:id="284" w:author="PR Preview" w:date="2026-01-01T00:00:00Z">
-        <w:r>
-          <w:delText xml:space="preserve"> </w:delText>
-        </w:r>
-      </w:del>
-      <w:del w:id="285" w:author="PR Preview" w:date="2026-01-01T00:00:00Z">
-        <w:r>
-          <w:delText xml:space="preserve">and a second name for one object makes readers wonder whether there are two objects,</w:delText>
-        </w:r>
-      </w:del>
-      <w:del w:id="286" w:author="PR Preview" w:date="2026-01-01T00:00:00Z">
-        <w:r>
-          <w:delText xml:space="preserve"> </w:delText>
-        </w:r>
-      </w:del>
-      <w:del w:id="287" w:author="PR Preview" w:date="2026-01-01T00:00:00Z">
-        <w:r>
-          <w:delText xml:space="preserve">so call it a fitted model every time.</w:delText>
-        </w:r>
-      </w:del>
-      <w:del w:id="288" w:author="PR Preview" w:date="2026-01-01T00:00:00Z">
-        <w:r>
-          <w:delText xml:space="preserve"> </w:delText>
-        </w:r>
-      </w:del>
-      <w:del w:id="289" w:author="PR Preview" w:date="2026-01-01T00:00:00Z">
-        <w:r>
-          <w:delText xml:space="preserve">Write</w:delText>
-        </w:r>
-      </w:del>
-      <w:del w:id="290" w:author="PR Preview" w:date="2026-01-01T00:00:00Z">
-        <w:r>
-          <w:delText xml:space="preserve"> </w:delText>
-        </w:r>
-      </w:del>
-      <w:del w:id="291" w:author="PR Preview" w:date="2026-01-01T00:00:00Z">
-        <w:r>
-          <w:delText xml:space="preserve">“the fitted model predicts”</w:delText>
-        </w:r>
-      </w:del>
-      <w:del w:id="292" w:author="PR Preview" w:date="2026-01-01T00:00:00Z">
-        <w:r>
-          <w:delText xml:space="preserve">,</w:delText>
-        </w:r>
-      </w:del>
-      <w:del w:id="293" w:author="PR Preview" w:date="2026-01-01T00:00:00Z">
-        <w:r>
-          <w:delText xml:space="preserve"> </w:delText>
-        </w:r>
-      </w:del>
-      <w:del w:id="294" w:author="PR Preview" w:date="2026-01-01T00:00:00Z">
-        <w:r>
-          <w:delText xml:space="preserve">and never</w:delText>
-        </w:r>
-      </w:del>
-      <w:del w:id="295" w:author="PR Preview" w:date="2026-01-01T00:00:00Z">
-        <w:r>
-          <w:delText xml:space="preserve"> </w:delText>
-        </w:r>
-      </w:del>
-      <w:del w:id="296" w:author="PR Preview" w:date="2026-01-01T00:00:00Z">
-        <w:r>
-          <w:delText xml:space="preserve">“the prediction rule predicts”</w:delText>
-        </w:r>
-      </w:del>
-      <w:del w:id="297" w:author="PR Preview" w:date="2026-01-01T00:00:00Z">
-        <w:r>
-          <w:delText xml:space="preserve">.</w:delText>
-        </w:r>
-      </w:del>
-      <w:del w:id="298" w:author="PR Preview" w:date="2026-01-01T00:00:00Z">
-        <w:r>
-          <w:delText xml:space="preserve"> </w:delText>
-        </w:r>
-      </w:del>
-      <w:del w:id="299" w:author="PR Preview" w:date="2026-01-01T00:00:00Z">
-        <w:r>
-          <w:delText xml:space="preserve">When a set of notes defines the fitted model,</w:delText>
-        </w:r>
-      </w:del>
-      <w:del w:id="300" w:author="PR Preview" w:date="2026-01-01T00:00:00Z">
-        <w:r>
-          <w:delText xml:space="preserve"> </w:delText>
-        </w:r>
-      </w:del>
-      <w:del w:id="301" w:author="PR Preview" w:date="2026-01-01T00:00:00Z">
-        <w:r>
-          <w:delText xml:space="preserve">“prediction rule”</w:delText>
-        </w:r>
-      </w:del>
-      <w:del w:id="302" w:author="PR Preview" w:date="2026-01-01T00:00:00Z">
-        <w:r>
-          <w:delText xml:space="preserve"> </w:delText>
-        </w:r>
-      </w:del>
-      <w:del w:id="303" w:author="PR Preview" w:date="2026-01-01T00:00:00Z">
-        <w:r>
-          <w:delText xml:space="preserve">belongs only in that definition, as an alias in bold and in the div title,</w:delText>
-        </w:r>
-      </w:del>
-      <w:del w:id="304" w:author="PR Preview" w:date="2026-01-01T00:00:00Z">
-        <w:r>
-          <w:delText xml:space="preserve"> </w:delText>
-        </w:r>
-      </w:del>
-      <w:del w:id="305" w:author="PR Preview" w:date="2026-01-01T00:00:00Z">
-        <w:r>
-          <w:delText xml:space="preserve">so that a reader who meets the alias elsewhere can find its meaning.</w:delText>
-        </w:r>
-      </w:del>
-      <w:del w:id="306" w:author="PR Preview" w:date="2026-01-01T00:00:00Z">
-        <w:r>
-          <w:delText xml:space="preserve"> </w:delText>
-        </w:r>
-      </w:del>
-      <w:del w:id="307" w:author="PR Preview" w:date="2026-01-01T00:00:00Z">
-        <w:r>
-          <w:delText xml:space="preserve">If the notes once defined</w:delText>
-        </w:r>
-      </w:del>
-      <w:del w:id="308" w:author="PR Preview" w:date="2026-01-01T00:00:00Z">
-        <w:r>
-          <w:delText xml:space="preserve"> </w:delText>
-        </w:r>
-      </w:del>
-      <w:del w:id="309" w:author="PR Preview" w:date="2026-01-01T00:00:00Z">
-        <w:r>
-          <w:delText xml:space="preserve">“prediction rule”</w:delText>
-        </w:r>
-      </w:del>
-      <w:del w:id="310" w:author="PR Preview" w:date="2026-01-01T00:00:00Z">
-        <w:r>
-          <w:delText xml:space="preserve"> </w:delText>
-        </w:r>
-      </w:del>
-      <w:del w:id="311" w:author="PR Preview" w:date="2026-01-01T00:00:00Z">
-        <w:r>
-          <w:delText xml:space="preserve">under its own anchor,</w:delText>
-        </w:r>
-      </w:del>
-      <w:del w:id="312" w:author="PR Preview" w:date="2026-01-01T00:00:00Z">
-        <w:r>
-          <w:delText xml:space="preserve"> </w:delText>
-        </w:r>
-      </w:del>
-      <w:del w:id="313" w:author="PR Preview" w:date="2026-01-01T00:00:00Z">
-        <w:r>
-          <w:delText xml:space="preserve">keep the old anchor as a span on the alias,</w:delText>
-        </w:r>
-      </w:del>
-      <w:del w:id="314" w:author="PR Preview" w:date="2026-01-01T00:00:00Z">
-        <w:r>
-          <w:delText xml:space="preserve"> </w:delText>
-        </w:r>
-      </w:del>
-      <w:del w:id="315" w:author="PR Preview" w:date="2026-01-01T00:00:00Z">
-        <w:r>
-          <w:delText xml:space="preserve">so that links to it still land there.</w:delText>
-        </w:r>
-      </w:del>
-    </w:p>
-    <w:p>
-      <w:pPr>
-        <w:numPr>
-          <w:ilvl w:val="0"/>
-          <w:numId w:val="1001"/>
-        </w:numPr>
-      </w:pPr>
-      <w:ins w:id="316" w:author="PR Preview" w:date="2026-01-01T00:00:00Z">
-        <w:r>
-          <w:rPr>
-            <w:b/>
-            <w:bCs/>
-          </w:rPr>
-          <w:t xml:space="preserve">Say</w:t>
-        </w:r>
-      </w:ins>
-      <w:ins w:id="317" w:author="PR Preview" w:date="2026-01-01T00:00:00Z">
-        <w:r>
-          <w:rPr>
-            <w:b/>
-            <w:bCs/>
-          </w:rPr>
-          <w:t xml:space="preserve"> </w:t>
-        </w:r>
-      </w:ins>
-      <w:ins w:id="318" w:author="PR Preview" w:date="2026-01-01T00:00:00Z">
-        <w:r>
-          <w:rPr>
-            <w:b/>
-            <w:bCs/>
-          </w:rPr>
-          <w:t xml:space="preserve">“fitted model”</w:t>
-        </w:r>
-      </w:ins>
-      <w:ins w:id="319" w:author="PR Preview" w:date="2026-01-01T00:00:00Z">
-        <w:r>
-          <w:rPr>
-            <w:b/>
-            <w:bCs/>
-          </w:rPr>
-          <w:t xml:space="preserve">, not</w:t>
-        </w:r>
-      </w:ins>
-      <w:ins w:id="320" w:author="PR Preview" w:date="2026-01-01T00:00:00Z">
-        <w:r>
-          <w:rPr>
-            <w:b/>
-            <w:bCs/>
-          </w:rPr>
-          <w:t xml:space="preserve"> </w:t>
-        </w:r>
-      </w:ins>
-      <w:ins w:id="321" w:author="PR Preview" w:date="2026-01-01T00:00:00Z">
-        <w:r>
-          <w:rPr>
-            <w:b/>
-            <w:bCs/>
-          </w:rPr>
-          <w:t xml:space="preserve">“prediction rule”</w:t>
-        </w:r>
-      </w:ins>
-      <w:ins w:id="322" w:author="PR Preview" w:date="2026-01-01T00:00:00Z">
-        <w:r>
-          <w:rPr>
-            <w:b/>
-            <w:bCs/>
-          </w:rPr>
-          <w:t xml:space="preserve">:</w:t>
-        </w:r>
-      </w:ins>
-      <w:ins w:id="323" w:author="PR Preview" w:date="2026-01-01T00:00:00Z">
-        <w:r>
-          <w:t xml:space="preserve"> </w:t>
-        </w:r>
-      </w:ins>
-      <w:ins w:id="324" w:author="PR Preview" w:date="2026-01-01T00:00:00Z">
-        <w:r>
-          <w:t xml:space="preserve">A fitted model that is used to predict outcomes is still a fitted model,</w:t>
-        </w:r>
-      </w:ins>
-      <w:ins w:id="325" w:author="PR Preview" w:date="2026-01-01T00:00:00Z">
-        <w:r>
-          <w:t xml:space="preserve"> </w:t>
-        </w:r>
-      </w:ins>
-      <w:ins w:id="326" w:author="PR Preview" w:date="2026-01-01T00:00:00Z">
-        <w:r>
-          <w:t xml:space="preserve">and a second name for one object makes readers wonder whether there are two objects,</w:t>
-        </w:r>
-      </w:ins>
-      <w:ins w:id="327" w:author="PR Preview" w:date="2026-01-01T00:00:00Z">
-        <w:r>
-          <w:t xml:space="preserve"> </w:t>
-        </w:r>
-      </w:ins>
-      <w:ins w:id="328" w:author="PR Preview" w:date="2026-01-01T00:00:00Z">
-        <w:r>
-          <w:t xml:space="preserve">so call it a fitted model every time.</w:t>
-        </w:r>
-      </w:ins>
-      <w:ins w:id="329" w:author="PR Preview" w:date="2026-01-01T00:00:00Z">
-        <w:r>
-          <w:t xml:space="preserve"> </w:t>
-        </w:r>
-      </w:ins>
-      <w:ins w:id="330" w:author="PR Preview" w:date="2026-01-01T00:00:00Z">
-        <w:r>
-          <w:t xml:space="preserve">Write</w:t>
-        </w:r>
-      </w:ins>
-      <w:ins w:id="331" w:author="PR Preview" w:date="2026-01-01T00:00:00Z">
-        <w:r>
-          <w:t xml:space="preserve"> </w:t>
-        </w:r>
-      </w:ins>
-      <w:ins w:id="332" w:author="PR Preview" w:date="2026-01-01T00:00:00Z">
-        <w:r>
-          <w:t xml:space="preserve">“the fitted model predicts”</w:t>
-        </w:r>
-      </w:ins>
-      <w:ins w:id="333" w:author="PR Preview" w:date="2026-01-01T00:00:00Z">
-        <w:r>
-          <w:t xml:space="preserve">,</w:t>
-        </w:r>
-      </w:ins>
-      <w:ins w:id="334" w:author="PR Preview" w:date="2026-01-01T00:00:00Z">
-        <w:r>
-          <w:t xml:space="preserve"> </w:t>
-        </w:r>
-      </w:ins>
-      <w:ins w:id="335" w:author="PR Preview" w:date="2026-01-01T00:00:00Z">
-        <w:r>
-          <w:t xml:space="preserve">and never</w:t>
-        </w:r>
-      </w:ins>
-      <w:ins w:id="336" w:author="PR Preview" w:date="2026-01-01T00:00:00Z">
-        <w:r>
-          <w:t xml:space="preserve"> </w:t>
-        </w:r>
-      </w:ins>
-      <w:ins w:id="337" w:author="PR Preview" w:date="2026-01-01T00:00:00Z">
-        <w:r>
-          <w:t xml:space="preserve">“the prediction rule predicts”</w:t>
-        </w:r>
-      </w:ins>
-      <w:ins w:id="338" w:author="PR Preview" w:date="2026-01-01T00:00:00Z">
-        <w:r>
-          <w:t xml:space="preserve">.</w:t>
-        </w:r>
-      </w:ins>
-      <w:ins w:id="339" w:author="PR Preview" w:date="2026-01-01T00:00:00Z">
-        <w:r>
-          <w:t xml:space="preserve"> </w:t>
-        </w:r>
-      </w:ins>
-      <w:ins w:id="340" w:author="PR Preview" w:date="2026-01-01T00:00:00Z">
-        <w:r>
-          <w:t xml:space="preserve">When a set of notes defines the fitted model,</w:t>
-        </w:r>
-      </w:ins>
-      <w:ins w:id="341" w:author="PR Preview" w:date="2026-01-01T00:00:00Z">
-        <w:r>
-          <w:t xml:space="preserve"> </w:t>
-        </w:r>
-      </w:ins>
-      <w:ins w:id="342" w:author="PR Preview" w:date="2026-01-01T00:00:00Z">
-        <w:r>
-          <w:t xml:space="preserve">“prediction rule”</w:t>
-        </w:r>
-      </w:ins>
-      <w:ins w:id="343" w:author="PR Preview" w:date="2026-01-01T00:00:00Z">
-        <w:r>
-          <w:t xml:space="preserve"> </w:t>
-        </w:r>
-      </w:ins>
-      <w:ins w:id="344" w:author="PR Preview" w:date="2026-01-01T00:00:00Z">
-        <w:r>
-          <w:t xml:space="preserve">belongs only in that definition, as an alias in bold and in the div title,</w:t>
-        </w:r>
-      </w:ins>
-      <w:ins w:id="345" w:author="PR Preview" w:date="2026-01-01T00:00:00Z">
-        <w:r>
-          <w:t xml:space="preserve"> </w:t>
-        </w:r>
-      </w:ins>
-      <w:ins w:id="346" w:author="PR Preview" w:date="2026-01-01T00:00:00Z">
-        <w:r>
-          <w:t xml:space="preserve">so that a reader who encounters the alias elsewhere can find its meaning.</w:t>
-        </w:r>
-      </w:ins>
-      <w:ins w:id="347" w:author="PR Preview" w:date="2026-01-01T00:00:00Z">
-        <w:r>
-          <w:t xml:space="preserve"> </w:t>
-        </w:r>
-      </w:ins>
-      <w:ins w:id="348" w:author="PR Preview" w:date="2026-01-01T00:00:00Z">
-        <w:r>
-          <w:t xml:space="preserve">If the notes once defined</w:t>
-        </w:r>
-      </w:ins>
-      <w:ins w:id="349" w:author="PR Preview" w:date="2026-01-01T00:00:00Z">
-        <w:r>
-          <w:t xml:space="preserve"> </w:t>
-        </w:r>
-      </w:ins>
-      <w:ins w:id="350" w:author="PR Preview" w:date="2026-01-01T00:00:00Z">
-        <w:r>
-          <w:t xml:space="preserve">“prediction rule”</w:t>
-        </w:r>
-      </w:ins>
-      <w:ins w:id="351" w:author="PR Preview" w:date="2026-01-01T00:00:00Z">
-        <w:r>
-          <w:t xml:space="preserve"> </w:t>
-        </w:r>
-      </w:ins>
-      <w:ins w:id="352" w:author="PR Preview" w:date="2026-01-01T00:00:00Z">
-        <w:r>
-          <w:t xml:space="preserve">under its own anchor,</w:t>
-        </w:r>
-      </w:ins>
-      <w:ins w:id="353" w:author="PR Preview" w:date="2026-01-01T00:00:00Z">
-        <w:r>
-          <w:t xml:space="preserve"> </w:t>
-        </w:r>
-      </w:ins>
-      <w:ins w:id="354" w:author="PR Preview" w:date="2026-01-01T00:00:00Z">
-        <w:r>
-          <w:t xml:space="preserve">keep the old anchor as a span on the alias,</w:t>
-        </w:r>
-      </w:ins>
-      <w:ins w:id="355" w:author="PR Preview" w:date="2026-01-01T00:00:00Z">
-        <w:r>
-          <w:t xml:space="preserve"> </w:t>
-        </w:r>
-      </w:ins>
-      <w:ins w:id="356" w:author="PR Preview" w:date="2026-01-01T00:00:00Z">
-        <w:r>
-          <w:t xml:space="preserve">so that links to it still land there.</w:t>
-        </w:r>
-      </w:ins>
+      <w:r>
+        <w:rPr>
+          <w:b/>
+          <w:bCs/>
+        </w:rPr>
+        <w:t xml:space="preserve">Use</w:t>
+      </w:r>
+      <w:r>
+        <w:rPr>
+          <w:b/>
+          <w:bCs/>
+        </w:rPr>
+        <w:t xml:space="preserve"> </w:t>
+      </w:r>
+      <w:r>
+        <w:rPr>
+          <w:b/>
+          <w:bCs/>
+        </w:rPr>
+        <w:t xml:space="preserve">“prediction rule”</w:t>
+      </w:r>
+      <w:r>
+        <w:rPr>
+          <w:b/>
+          <w:bCs/>
+        </w:rPr>
+        <w:t xml:space="preserve"> </w:t>
+      </w:r>
+      <w:r>
+        <w:rPr>
+          <w:b/>
+          <w:bCs/>
+        </w:rPr>
+        <w:t xml:space="preserve">only for a fitted model in its role as a predictor:</w:t>
+      </w:r>
+      <w:r>
+        <w:t xml:space="preserve"> </w:t>
+      </w:r>
+      <w:r>
+        <w:t xml:space="preserve">Not every fitted model is used to predict outcomes,</w:t>
+      </w:r>
+      <w:r>
+        <w:t xml:space="preserve"> </w:t>
+      </w:r>
+      <w:r>
+        <w:t xml:space="preserve">so</w:t>
+      </w:r>
+      <w:r>
+        <w:t xml:space="preserve"> </w:t>
+      </w:r>
+      <w:r>
+        <w:t xml:space="preserve">“prediction rule”</w:t>
+      </w:r>
+      <w:r>
+        <w:t xml:space="preserve"> </w:t>
+      </w:r>
+      <w:r>
+        <w:t xml:space="preserve">is a narrower term, not another name for</w:t>
+      </w:r>
+      <w:r>
+        <w:t xml:space="preserve"> </w:t>
+      </w:r>
+      <w:r>
+        <w:t xml:space="preserve">“fitted model”</w:t>
+      </w:r>
+      <w:r>
+        <w:t xml:space="preserve">.</w:t>
+      </w:r>
+      <w:r>
+        <w:t xml:space="preserve"> </w:t>
+      </w:r>
+      <w:r>
+        <w:t xml:space="preserve">Define it in its own</w:t>
+      </w:r>
+      <w:r>
+        <w:t xml:space="preserve"> </w:t>
+      </w:r>
+      <w:r>
+        <w:rPr>
+          <w:rStyle w:val="VerbatimChar"/>
+        </w:rPr>
+        <w:t xml:space="preserve">#def-prediction-rule</w:t>
+      </w:r>
+      <w:r>
+        <w:t xml:space="preserve"> </w:t>
+      </w:r>
+      <w:r>
+        <w:t xml:space="preserve">div</w:t>
+      </w:r>
+      <w:r>
+        <w:t xml:space="preserve"> </w:t>
+      </w:r>
+      <w:r>
+        <w:t xml:space="preserve">as a fitted model that is used to predict outcomes at a new covariate value,</w:t>
+      </w:r>
+      <w:r>
+        <w:t xml:space="preserve"> </w:t>
+      </w:r>
+      <w:r>
+        <w:t xml:space="preserve">and link it to that definition at its first use.</w:t>
+      </w:r>
+      <w:r>
+        <w:t xml:space="preserve"> </w:t>
+      </w:r>
+      <w:r>
+        <w:t xml:space="preserve">Write</w:t>
+      </w:r>
+      <w:r>
+        <w:t xml:space="preserve"> </w:t>
+      </w:r>
+      <w:r>
+        <w:t xml:space="preserve">“the fitted model”</w:t>
+      </w:r>
+      <w:r>
+        <w:t xml:space="preserve"> </w:t>
+      </w:r>
+      <w:r>
+        <w:t xml:space="preserve">for a sentence about the model itself,</w:t>
+      </w:r>
+      <w:r>
+        <w:t xml:space="preserve"> </w:t>
+      </w:r>
+      <w:r>
+        <w:t xml:space="preserve">such as its form, its coefficients or its fit to the training set.</w:t>
+      </w:r>
+      <w:r>
+        <w:t xml:space="preserve"> </w:t>
+      </w:r>
+      <w:r>
+        <w:t xml:space="preserve">Write</w:t>
+      </w:r>
+      <w:r>
+        <w:t xml:space="preserve"> </w:t>
+      </w:r>
+      <w:r>
+        <w:t xml:space="preserve">“the prediction rule”</w:t>
+      </w:r>
+      <w:r>
+        <w:t xml:space="preserve"> </w:t>
+      </w:r>
+      <w:r>
+        <w:t xml:space="preserve">only where the sentence needs the role of predicting a new outcome</w:t>
+      </w:r>
+      <w:r>
+        <w:t xml:space="preserve"> </w:t>
+      </w:r>
+      <w:r>
+        <w:t xml:space="preserve">to tell it from other uses of the fitted model.</w:t>
+      </w:r>
+      <w:r>
+        <w:t xml:space="preserve"> </w:t>
+      </w:r>
+      <w:r>
+        <w:t xml:space="preserve">The verb does not change the term:</w:t>
+      </w:r>
+      <w:r>
+        <w:t xml:space="preserve"> </w:t>
+      </w:r>
+      <w:r>
+        <w:t xml:space="preserve">keep writing</w:t>
+      </w:r>
+      <w:r>
+        <w:t xml:space="preserve"> </w:t>
+      </w:r>
+      <w:r>
+        <w:t xml:space="preserve">“the fitted model predicts”</w:t>
+      </w:r>
+      <w:r>
+        <w:t xml:space="preserve">,</w:t>
+      </w:r>
+      <w:r>
+        <w:t xml:space="preserve"> </w:t>
+      </w:r>
+      <w:r>
+        <w:t xml:space="preserve">as the bullet above requires.</w:t>
+      </w:r>
+      <w:r>
+        <w:t xml:space="preserve"> </w:t>
+      </w:r>
+      <w:r>
+        <w:t xml:space="preserve">For example, write</w:t>
+      </w:r>
+      <w:r>
+        <w:t xml:space="preserve"> </w:t>
+      </w:r>
+      <w:r>
+        <w:t xml:space="preserve">“the fitted model has slope 2”</w:t>
+      </w:r>
+      <w:r>
+        <w:t xml:space="preserve"> </w:t>
+      </w:r>
+      <w:r>
+        <w:t xml:space="preserve">and</w:t>
+      </w:r>
+      <w:r>
+        <w:t xml:space="preserve"> </w:t>
+      </w:r>
+      <w:r>
+        <w:t xml:space="preserve">“a clinic uses the prediction rule for new patients”</w:t>
+      </w:r>
+      <w:r>
+        <w:t xml:space="preserve">,</w:t>
+      </w:r>
+      <w:r>
+        <w:t xml:space="preserve"> </w:t>
+      </w:r>
+      <w:r>
+        <w:t xml:space="preserve">and not</w:t>
+      </w:r>
+      <w:r>
+        <w:t xml:space="preserve"> </w:t>
+      </w:r>
+      <w:r>
+        <w:t xml:space="preserve">“the prediction rule has slope 2”</w:t>
+      </w:r>
+      <w:r>
+        <w:t xml:space="preserve">.</w:t>
+      </w:r>
+      <w:r>
+        <w:t xml:space="preserve"> </w:t>
+      </w:r>
+      <w:r>
+        <w:t xml:space="preserve">If the notes once defined</w:t>
+      </w:r>
+      <w:r>
+        <w:t xml:space="preserve"> </w:t>
+      </w:r>
+      <w:r>
+        <w:t xml:space="preserve">“prediction rule”</w:t>
+      </w:r>
+      <w:r>
+        <w:t xml:space="preserve"> </w:t>
+      </w:r>
+      <w:r>
+        <w:t xml:space="preserve">as a span inside the fitted model’s definition,</w:t>
+      </w:r>
+      <w:r>
+        <w:t xml:space="preserve"> </w:t>
+      </w:r>
+      <w:r>
+        <w:t xml:space="preserve">keep that anchor on the new div,</w:t>
+      </w:r>
+      <w:r>
+        <w:t xml:space="preserve"> </w:t>
+      </w:r>
+      <w:r>
+        <w:t xml:space="preserve">so that links to it still land there.</w:t>
+      </w:r>
     </w:p>
     <w:p>
       <w:pPr>
@@ -7901,6 +8479,7 @@
       <m:oMath>
         <m:r>
           <m:rPr>
+            <m:scr m:val="double-struck"/>
             <m:sty m:val="p"/>
           </m:rPr>
           <m:t>E</m:t>
@@ -7934,6 +8513,7 @@
       <m:oMath>
         <m:r>
           <m:rPr>
+            <m:scr m:val="double-struck"/>
             <m:sty m:val="p"/>
           </m:rPr>
           <m:t>E</m:t>
@@ -8333,6 +8913,7 @@
       <m:oMath>
         <m:r>
           <m:rPr>
+            <m:scr m:val="double-struck"/>
             <m:sty m:val="p"/>
           </m:rPr>
           <m:t>E</m:t>
@@ -8409,8 +8990,8 @@
         <w:t xml:space="preserve">When in doubt, keep it.</w:t>
       </w:r>
     </w:p>
-    <w:bookmarkEnd w:id="19"/>
-    <w:bookmarkStart w:id="26" w:name="examples-of-term-definitions"/>
+    <w:bookmarkEnd w:id="20"/>
+    <w:bookmarkStart w:id="27" w:name="examples-of-term-definitions"/>
     <w:p>
       <w:pPr>
         <w:pStyle w:val="Heading2"/>
@@ -8427,7 +9008,7 @@
         <w:t xml:space="preserve">Here are examples of well-defined terms:</w:t>
       </w:r>
     </w:p>
-    <w:bookmarkStart w:id="20" w:name="def-confidence-interval"/>
+    <w:bookmarkStart w:id="21" w:name="def-confidence-interval"/>
     <w:p>
       <w:pPr>
         <w:pStyle w:val="BodyText"/>
@@ -8664,8 +9245,8 @@
         </m:oMath>
       </m:oMathPara>
     </w:p>
-    <w:bookmarkEnd w:id="20"/>
-    <w:bookmarkStart w:id="21" w:name="exm-confidence-interval"/>
+    <w:bookmarkEnd w:id="21"/>
+    <w:bookmarkStart w:id="22" w:name="exm-confidence-interval"/>
     <w:p>
       <w:pPr>
         <w:pStyle w:val="FirstParagraph"/>
@@ -8707,8 +9288,8 @@
         <w:t xml:space="preserve">we are 95% confident that the true population mean height falls within this range.</w:t>
       </w:r>
     </w:p>
-    <w:bookmarkEnd w:id="21"/>
-    <w:bookmarkStart w:id="22" w:name="exm-not-confidence-interval"/>
+    <w:bookmarkEnd w:id="22"/>
+    <w:bookmarkStart w:id="23" w:name="exm-not-confidence-interval"/>
     <w:p>
       <w:pPr>
         <w:pStyle w:val="BodyText"/>
@@ -8768,8 +9349,8 @@
         <w:t xml:space="preserve">and it does not shrink as the sample grows.</w:t>
       </w:r>
     </w:p>
-    <w:bookmarkEnd w:id="22"/>
-    <w:bookmarkStart w:id="23" w:name="def-active-voice"/>
+    <w:bookmarkEnd w:id="23"/>
+    <w:bookmarkStart w:id="24" w:name="def-active-voice"/>
     <w:p>
       <w:pPr>
         <w:pStyle w:val="BodyText"/>
@@ -8798,8 +9379,8 @@
         <w:t xml:space="preserve">is a sentence structure where the subject performs the action expressed by the verb.</w:t>
       </w:r>
     </w:p>
-    <w:bookmarkEnd w:id="23"/>
-    <w:bookmarkStart w:id="24" w:name="exm-active-voice"/>
+    <w:bookmarkEnd w:id="24"/>
+    <w:bookmarkStart w:id="25" w:name="exm-active-voice"/>
     <w:p>
       <w:pPr>
         <w:pStyle w:val="BodyText"/>
@@ -8859,8 +9440,8 @@
         <w:t xml:space="preserve">.</w:t>
       </w:r>
     </w:p>
-    <w:bookmarkEnd w:id="24"/>
-    <w:bookmarkStart w:id="25" w:name="exm-passive-voice"/>
+    <w:bookmarkEnd w:id="25"/>
+    <w:bookmarkStart w:id="26" w:name="exm-passive-voice"/>
     <w:p>
       <w:pPr>
         <w:pStyle w:val="BodyText"/>
@@ -8923,9 +9504,9 @@
         <w:t xml:space="preserve">so the sentence is in passive voice.</w:t>
       </w:r>
     </w:p>
-    <w:bookmarkEnd w:id="25"/>
     <w:bookmarkEnd w:id="26"/>
-    <w:bookmarkStart w:id="31" w:name="order-general-definition-then-examples"/>
+    <w:bookmarkEnd w:id="27"/>
+    <w:bookmarkStart w:id="32" w:name="order-general-definition-then-examples"/>
     <w:p>
       <w:pPr>
         <w:pStyle w:val="Heading2"/>
@@ -9038,7 +9619,7 @@
         <w:t xml:space="preserve">would give these blocks, in this order:</w:t>
       </w:r>
     </w:p>
-    <w:bookmarkStart w:id="27" w:name="def-rss"/>
+    <w:bookmarkStart w:id="28" w:name="def-rss"/>
     <w:p>
       <w:pPr>
         <w:pStyle w:val="BodyText"/>
@@ -9156,8 +9737,8 @@
         </m:oMath>
       </m:oMathPara>
     </w:p>
-    <w:bookmarkEnd w:id="27"/>
-    <w:bookmarkStart w:id="28" w:name="exm-rss-line"/>
+    <w:bookmarkEnd w:id="28"/>
+    <w:bookmarkStart w:id="29" w:name="exm-rss-line"/>
     <w:p>
       <w:pPr>
         <w:pStyle w:val="FirstParagraph"/>
@@ -9489,8 +10070,8 @@
         </m:oMath>
       </m:oMathPara>
     </w:p>
-    <w:bookmarkEnd w:id="28"/>
-    <w:bookmarkStart w:id="29" w:name="exm-rss-three-points"/>
+    <w:bookmarkEnd w:id="29"/>
+    <w:bookmarkStart w:id="30" w:name="exm-rss-three-points"/>
     <w:p>
       <w:pPr>
         <w:pStyle w:val="FirstParagraph"/>
@@ -9779,8 +10360,8 @@
         <w:t xml:space="preserve">.</w:t>
       </w:r>
     </w:p>
-    <w:bookmarkEnd w:id="29"/>
-    <w:bookmarkStart w:id="30" w:name="exm-not-rss"/>
+    <w:bookmarkEnd w:id="30"/>
+    <w:bookmarkStart w:id="31" w:name="exm-not-rss"/>
     <w:p>
       <w:pPr>
         <w:pStyle w:val="BodyText"/>
@@ -9923,7 +10504,7 @@
         <w:t xml:space="preserve">rather than around the line’s fitted values.</w:t>
       </w:r>
     </w:p>
-    <w:bookmarkEnd w:id="30"/>
+    <w:bookmarkEnd w:id="31"/>
     <w:p>
       <w:pPr>
         <w:pStyle w:val="BodyText"/>
@@ -9962,8 +10543,8 @@
         <w:t xml:space="preserve">once the reader knows what the definition covers.</w:t>
       </w:r>
     </w:p>
-    <w:bookmarkEnd w:id="31"/>
-    <w:bookmarkStart w:id="35" w:name="X35ef0536ddd4dcadf17366e9cbbad09e6282954"/>
+    <w:bookmarkEnd w:id="32"/>
+    <w:bookmarkStart w:id="36" w:name="X35ef0536ddd4dcadf17366e9cbbad09e6282954"/>
     <w:p>
       <w:pPr>
         <w:pStyle w:val="Heading2"/>
@@ -10018,7 +10599,7 @@
       <w:r>
         <w:t xml:space="preserve"> </w:t>
       </w:r>
-      <w:hyperlink r:id="rId32">
+      <w:hyperlink r:id="rId33">
         <w:r>
           <w:rPr>
             <w:rStyle w:val="Hyperlink"/>
@@ -10036,7 +10617,7 @@
         <w:t xml:space="preserve">A term with no mathematical form, such as active voice, keeps its prose definition alone.</w:t>
       </w:r>
     </w:p>
-    <w:bookmarkStart w:id="33" w:name="def-variance-expression-and-prose"/>
+    <w:bookmarkStart w:id="34" w:name="def-variance-expression-and-prose"/>
     <w:p>
       <w:pPr>
         <w:pStyle w:val="BodyText"/>
@@ -10127,6 +10708,7 @@
           </m:r>
           <m:r>
             <m:rPr>
+              <m:scr m:val="double-struck"/>
               <m:sty m:val="p"/>
             </m:rPr>
             <m:t>E</m:t>
@@ -10164,6 +10746,7 @@
                   </m:r>
                   <m:r>
                     <m:rPr>
+                      <m:scr m:val="double-struck"/>
                       <m:sty m:val="p"/>
                     </m:rPr>
                     <m:t>E</m:t>
@@ -10237,8 +10820,8 @@
         <w:t xml:space="preserve">from its population mean.</w:t>
       </w:r>
     </w:p>
-    <w:bookmarkEnd w:id="33"/>
-    <w:bookmarkStart w:id="34" w:name="exm-not-expression-and-prose"/>
+    <w:bookmarkEnd w:id="34"/>
+    <w:bookmarkStart w:id="35" w:name="exm-not-expression-and-prose"/>
     <w:p>
       <w:pPr>
         <w:pStyle w:val="BodyText"/>
@@ -10288,6 +10871,7 @@
       <m:oMath>
         <m:r>
           <m:rPr>
+            <m:scr m:val="double-struck"/>
             <m:sty m:val="p"/>
           </m:rPr>
           <m:t>E</m:t>
@@ -10325,6 +10909,7 @@
                 </m:r>
                 <m:r>
                   <m:rPr>
+                    <m:scr m:val="double-struck"/>
                     <m:sty m:val="p"/>
                   </m:rPr>
                   <m:t>E</m:t>
@@ -10395,9 +10980,9 @@
         <w:t xml:space="preserve">gives both.</w:t>
       </w:r>
     </w:p>
-    <w:bookmarkEnd w:id="34"/>
     <w:bookmarkEnd w:id="35"/>
-    <w:bookmarkStart w:id="36" w:name="why-examples-matter"/>
+    <w:bookmarkEnd w:id="36"/>
+    <w:bookmarkStart w:id="37" w:name="why-examples-matter"/>
     <w:p>
       <w:pPr>
         <w:pStyle w:val="Heading2"/>
@@ -10549,8 +11134,8 @@
         <w:t xml:space="preserve">which is where readers most often misapply it.</w:t>
       </w:r>
     </w:p>
-    <w:bookmarkEnd w:id="36"/>
-    <w:bookmarkStart w:id="37" w:name="common-pitfalls-to-avoid"/>
+    <w:bookmarkEnd w:id="37"/>
+    <w:bookmarkStart w:id="38" w:name="common-pitfalls-to-avoid"/>
     <w:p>
       <w:pPr>
         <w:pStyle w:val="Heading2"/>
@@ -10804,8 +11389,8 @@
         <w:t xml:space="preserve">of the definition they are meant to demonstrate.</w:t>
       </w:r>
     </w:p>
-    <w:bookmarkEnd w:id="37"/>
-    <w:bookmarkStart w:id="45" w:name="mathematical-statements-require-examples"/>
+    <w:bookmarkEnd w:id="38"/>
+    <w:bookmarkStart w:id="46" w:name="mathematical-statements-require-examples"/>
     <w:p>
       <w:pPr>
         <w:pStyle w:val="Heading2"/>
@@ -10858,7 +11443,7 @@
         <w:t xml:space="preserve">when readers can see concrete instances.</w:t>
       </w:r>
     </w:p>
-    <w:bookmarkStart w:id="39" w:name="using-theorem-environments-in-quarto"/>
+    <w:bookmarkStart w:id="40" w:name="using-theorem-environments-in-quarto"/>
     <w:p>
       <w:pPr>
         <w:pStyle w:val="Heading3"/>
@@ -11151,7 +11736,7 @@
       <w:r>
         <w:t xml:space="preserve"> </w:t>
       </w:r>
-      <w:hyperlink r:id="rId38">
+      <w:hyperlink r:id="rId39">
         <w:r>
           <w:rPr>
             <w:rStyle w:val="Hyperlink"/>
@@ -11278,8 +11863,8 @@
         <w:t xml:space="preserve">.</w:t>
       </w:r>
     </w:p>
-    <w:bookmarkEnd w:id="39"/>
-    <w:bookmarkStart w:id="44" w:name="example-pythagorean-theorem"/>
+    <w:bookmarkEnd w:id="40"/>
+    <w:bookmarkStart w:id="45" w:name="example-pythagorean-theorem"/>
     <w:p>
       <w:pPr>
         <w:pStyle w:val="Heading3"/>
@@ -11288,7 +11873,7 @@
         <w:t xml:space="preserve">7.2 Example: Pythagorean theorem</w:t>
       </w:r>
     </w:p>
-    <w:bookmarkStart w:id="40" w:name="thm-pythagoras"/>
+    <w:bookmarkStart w:id="41" w:name="thm-pythagoras"/>
     <w:p>
       <w:pPr>
         <w:pStyle w:val="FirstParagraph"/>
@@ -11379,8 +11964,8 @@
         </m:oMath>
       </m:oMathPara>
     </w:p>
-    <w:bookmarkEnd w:id="40"/>
-    <w:bookmarkStart w:id="41" w:name="exm-pythagoras"/>
+    <w:bookmarkEnd w:id="41"/>
+    <w:bookmarkStart w:id="42" w:name="exm-pythagoras"/>
     <w:p>
       <w:pPr>
         <w:pStyle w:val="FirstParagraph"/>
@@ -11509,8 +12094,8 @@
         </m:oMath>
       </m:oMathPara>
     </w:p>
-    <w:bookmarkEnd w:id="41"/>
-    <w:bookmarkStart w:id="42" w:name="def-postulate"/>
+    <w:bookmarkEnd w:id="42"/>
+    <w:bookmarkStart w:id="43" w:name="def-postulate"/>
     <w:p>
       <w:pPr>
         <w:pStyle w:val="FirstParagraph"/>
@@ -11564,8 +12149,8 @@
         <w:t xml:space="preserve">serving as a starting point for further reasoning.</w:t>
       </w:r>
     </w:p>
-    <w:bookmarkEnd w:id="42"/>
-    <w:bookmarkStart w:id="43" w:name="exm-parallel-postulate"/>
+    <w:bookmarkEnd w:id="43"/>
+    <w:bookmarkStart w:id="44" w:name="exm-parallel-postulate"/>
     <w:p>
       <w:pPr>
         <w:pStyle w:val="BodyText"/>
@@ -11668,10 +12253,10 @@
         <w:t xml:space="preserve">.</w:t>
       </w:r>
     </w:p>
-    <w:bookmarkEnd w:id="43"/>
     <w:bookmarkEnd w:id="44"/>
     <w:bookmarkEnd w:id="45"/>
-    <w:bookmarkStart w:id="53" w:name="Xe6c88c177e563d1f046037569009a36fd08f4bd"/>
+    <w:bookmarkEnd w:id="46"/>
+    <w:bookmarkStart w:id="54" w:name="Xe6c88c177e563d1f046037569009a36fd08f4bd"/>
     <w:p>
       <w:pPr>
         <w:pStyle w:val="Heading2"/>
@@ -11684,77 +12269,77 @@
       <w:pPr>
         <w:pStyle w:val="FirstParagraph"/>
       </w:pPr>
-      <w:del w:id="357" w:author="PR Preview" w:date="2026-01-01T00:00:00Z">
+      <w:del w:id="291" w:author="PR Preview" w:date="2026-01-01T00:00:00Z">
         <w:r>
           <w:delText xml:space="preserve">In teaching material,</w:delText>
         </w:r>
       </w:del>
-      <w:del w:id="358" w:author="PR Preview" w:date="2026-01-01T00:00:00Z">
+      <w:del w:id="292" w:author="PR Preview" w:date="2026-01-01T00:00:00Z">
         <w:r>
           <w:delText xml:space="preserve"> </w:delText>
         </w:r>
       </w:del>
-      <w:del w:id="359" w:author="PR Preview" w:date="2026-01-01T00:00:00Z">
+      <w:del w:id="293" w:author="PR Preview" w:date="2026-01-01T00:00:00Z">
         <w:r>
           <w:delText xml:space="preserve">present a derivation as one or more exercises,</w:delText>
         </w:r>
       </w:del>
-      <w:del w:id="360" w:author="PR Preview" w:date="2026-01-01T00:00:00Z">
+      <w:del w:id="294" w:author="PR Preview" w:date="2026-01-01T00:00:00Z">
         <w:r>
           <w:delText xml:space="preserve"> </w:delText>
         </w:r>
       </w:del>
-      <w:del w:id="361" w:author="PR Preview" w:date="2026-01-01T00:00:00Z">
+      <w:del w:id="295" w:author="PR Preview" w:date="2026-01-01T00:00:00Z">
         <w:r>
           <w:delText xml:space="preserve">each followed by its solution,</w:delText>
         </w:r>
       </w:del>
-      <w:del w:id="362" w:author="PR Preview" w:date="2026-01-01T00:00:00Z">
+      <w:del w:id="296" w:author="PR Preview" w:date="2026-01-01T00:00:00Z">
         <w:r>
           <w:delText xml:space="preserve"> </w:delText>
         </w:r>
       </w:del>
-      <w:del w:id="363" w:author="PR Preview" w:date="2026-01-01T00:00:00Z">
+      <w:del w:id="297" w:author="PR Preview" w:date="2026-01-01T00:00:00Z">
         <w:r>
           <w:delText xml:space="preserve">then the theorem that records the result,</w:delText>
         </w:r>
       </w:del>
-      <w:del w:id="364" w:author="PR Preview" w:date="2026-01-01T00:00:00Z">
+      <w:del w:id="298" w:author="PR Preview" w:date="2026-01-01T00:00:00Z">
         <w:r>
           <w:delText xml:space="preserve"> </w:delText>
         </w:r>
       </w:del>
-      <w:del w:id="365" w:author="PR Preview" w:date="2026-01-01T00:00:00Z">
+      <w:del w:id="299" w:author="PR Preview" w:date="2026-01-01T00:00:00Z">
         <w:r>
           <w:delText xml:space="preserve">with a short proof that cites the exercises.</w:delText>
         </w:r>
       </w:del>
-      <w:del w:id="366" w:author="PR Preview" w:date="2026-01-01T00:00:00Z">
+      <w:del w:id="300" w:author="PR Preview" w:date="2026-01-01T00:00:00Z">
         <w:r>
           <w:delText xml:space="preserve"> </w:delText>
         </w:r>
       </w:del>
-      <w:del w:id="367" w:author="PR Preview" w:date="2026-01-01T00:00:00Z">
+      <w:del w:id="301" w:author="PR Preview" w:date="2026-01-01T00:00:00Z">
         <w:r>
           <w:delText xml:space="preserve">The reader meets the question before the answer,</w:delText>
         </w:r>
       </w:del>
-      <w:del w:id="368" w:author="PR Preview" w:date="2026-01-01T00:00:00Z">
+      <w:del w:id="302" w:author="PR Preview" w:date="2026-01-01T00:00:00Z">
         <w:r>
           <w:delText xml:space="preserve"> </w:delText>
         </w:r>
       </w:del>
-      <w:del w:id="369" w:author="PR Preview" w:date="2026-01-01T00:00:00Z">
+      <w:del w:id="303" w:author="PR Preview" w:date="2026-01-01T00:00:00Z">
         <w:r>
           <w:delText xml:space="preserve">can try each step before reading it,</w:delText>
         </w:r>
       </w:del>
-      <w:del w:id="370" w:author="PR Preview" w:date="2026-01-01T00:00:00Z">
+      <w:del w:id="304" w:author="PR Preview" w:date="2026-01-01T00:00:00Z">
         <w:r>
           <w:delText xml:space="preserve"> </w:delText>
         </w:r>
       </w:del>
-      <w:del w:id="371" w:author="PR Preview" w:date="2026-01-01T00:00:00Z">
+      <w:del w:id="305" w:author="PR Preview" w:date="2026-01-01T00:00:00Z">
         <w:r>
           <w:delText xml:space="preserve">and can find the result itself without searching through the working.</w:delText>
         </w:r>
@@ -11764,77 +12349,77 @@
       <w:pPr>
         <w:pStyle w:val="FirstParagraph"/>
       </w:pPr>
-      <w:ins w:id="372" w:author="PR Preview" w:date="2026-01-01T00:00:00Z">
+      <w:ins w:id="306" w:author="PR Preview" w:date="2026-01-01T00:00:00Z">
         <w:r>
           <w:t xml:space="preserve">In teaching material,</w:t>
         </w:r>
       </w:ins>
-      <w:ins w:id="373" w:author="PR Preview" w:date="2026-01-01T00:00:00Z">
+      <w:ins w:id="307" w:author="PR Preview" w:date="2026-01-01T00:00:00Z">
         <w:r>
           <w:t xml:space="preserve"> </w:t>
         </w:r>
       </w:ins>
-      <w:ins w:id="374" w:author="PR Preview" w:date="2026-01-01T00:00:00Z">
+      <w:ins w:id="308" w:author="PR Preview" w:date="2026-01-01T00:00:00Z">
         <w:r>
           <w:t xml:space="preserve">present a derivation as one or more exercises,</w:t>
         </w:r>
       </w:ins>
-      <w:ins w:id="375" w:author="PR Preview" w:date="2026-01-01T00:00:00Z">
+      <w:ins w:id="309" w:author="PR Preview" w:date="2026-01-01T00:00:00Z">
         <w:r>
           <w:t xml:space="preserve"> </w:t>
         </w:r>
       </w:ins>
-      <w:ins w:id="376" w:author="PR Preview" w:date="2026-01-01T00:00:00Z">
+      <w:ins w:id="310" w:author="PR Preview" w:date="2026-01-01T00:00:00Z">
         <w:r>
           <w:t xml:space="preserve">each followed by its solution,</w:t>
         </w:r>
       </w:ins>
-      <w:ins w:id="377" w:author="PR Preview" w:date="2026-01-01T00:00:00Z">
+      <w:ins w:id="311" w:author="PR Preview" w:date="2026-01-01T00:00:00Z">
         <w:r>
           <w:t xml:space="preserve"> </w:t>
         </w:r>
       </w:ins>
-      <w:ins w:id="378" w:author="PR Preview" w:date="2026-01-01T00:00:00Z">
+      <w:ins w:id="312" w:author="PR Preview" w:date="2026-01-01T00:00:00Z">
         <w:r>
           <w:t xml:space="preserve">then the theorem that records the result,</w:t>
         </w:r>
       </w:ins>
-      <w:ins w:id="379" w:author="PR Preview" w:date="2026-01-01T00:00:00Z">
+      <w:ins w:id="313" w:author="PR Preview" w:date="2026-01-01T00:00:00Z">
         <w:r>
           <w:t xml:space="preserve"> </w:t>
         </w:r>
       </w:ins>
-      <w:ins w:id="380" w:author="PR Preview" w:date="2026-01-01T00:00:00Z">
+      <w:ins w:id="314" w:author="PR Preview" w:date="2026-01-01T00:00:00Z">
         <w:r>
           <w:t xml:space="preserve">with a short proof that cites the exercises.</w:t>
         </w:r>
       </w:ins>
-      <w:ins w:id="381" w:author="PR Preview" w:date="2026-01-01T00:00:00Z">
+      <w:ins w:id="315" w:author="PR Preview" w:date="2026-01-01T00:00:00Z">
         <w:r>
           <w:t xml:space="preserve"> </w:t>
         </w:r>
       </w:ins>
-      <w:ins w:id="382" w:author="PR Preview" w:date="2026-01-01T00:00:00Z">
+      <w:ins w:id="316" w:author="PR Preview" w:date="2026-01-01T00:00:00Z">
         <w:r>
           <w:t xml:space="preserve">The reader encounters the question before the answer,</w:t>
         </w:r>
       </w:ins>
-      <w:ins w:id="383" w:author="PR Preview" w:date="2026-01-01T00:00:00Z">
+      <w:ins w:id="317" w:author="PR Preview" w:date="2026-01-01T00:00:00Z">
         <w:r>
           <w:t xml:space="preserve"> </w:t>
         </w:r>
       </w:ins>
-      <w:ins w:id="384" w:author="PR Preview" w:date="2026-01-01T00:00:00Z">
+      <w:ins w:id="318" w:author="PR Preview" w:date="2026-01-01T00:00:00Z">
         <w:r>
           <w:t xml:space="preserve">can try each step before reading it,</w:t>
         </w:r>
       </w:ins>
-      <w:ins w:id="385" w:author="PR Preview" w:date="2026-01-01T00:00:00Z">
+      <w:ins w:id="319" w:author="PR Preview" w:date="2026-01-01T00:00:00Z">
         <w:r>
           <w:t xml:space="preserve"> </w:t>
         </w:r>
       </w:ins>
-      <w:ins w:id="386" w:author="PR Preview" w:date="2026-01-01T00:00:00Z">
+      <w:ins w:id="320" w:author="PR Preview" w:date="2026-01-01T00:00:00Z">
         <w:r>
           <w:t xml:space="preserve">and can find the result itself without searching through the working.</w:t>
         </w:r>
@@ -12044,7 +12629,7 @@
       <w:r>
         <w:t xml:space="preserve"> </w:t>
       </w:r>
-      <w:hyperlink r:id="rId46">
+      <w:hyperlink r:id="rId47">
         <w:r>
           <w:rPr>
             <w:rStyle w:val="Hyperlink"/>
@@ -12295,7 +12880,7 @@
         <w:t xml:space="preserve">is an ordinary step, not the pattern to avoid.</w:t>
       </w:r>
     </w:p>
-    <w:bookmarkStart w:id="47" w:name="def-sample-mean"/>
+    <w:bookmarkStart w:id="48" w:name="def-sample-mean"/>
     <w:p>
       <w:pPr>
         <w:pStyle w:val="FirstParagraph"/>
@@ -12480,8 +13065,8 @@
         </m:oMath>
       </m:oMathPara>
     </w:p>
-    <w:bookmarkEnd w:id="47"/>
-    <w:bookmarkStart w:id="48" w:name="exr-sum-deviations"/>
+    <w:bookmarkEnd w:id="48"/>
+    <w:bookmarkStart w:id="49" w:name="exr-sum-deviations"/>
     <w:p>
       <w:pPr>
         <w:pStyle w:val="FirstParagraph"/>
@@ -12636,8 +13221,8 @@
         <w:t xml:space="preserve">).</w:t>
       </w:r>
     </w:p>
-    <w:bookmarkEnd w:id="48"/>
-    <w:bookmarkStart w:id="49" w:name="sol-sum-deviations"/>
+    <w:bookmarkEnd w:id="49"/>
+    <w:bookmarkStart w:id="50" w:name="sol-sum-deviations"/>
     <w:p>
       <w:pPr>
         <w:pStyle w:val="BodyText"/>
@@ -12839,7 +13424,7 @@
                   <m:nor/>
                   <m:sty m:val="p"/>
                 </m:rPr>
-                <m:t>(split the sum)</m:t>
+                <m:t>(distribute the sum over the terms)</m:t>
               </m:r>
             </m:e>
             <m:e>
@@ -13088,8 +13673,8 @@
         </m:oMath>
       </m:oMathPara>
     </w:p>
-    <w:bookmarkEnd w:id="49"/>
-    <w:bookmarkStart w:id="50" w:name="thm-sum-deviations"/>
+    <w:bookmarkEnd w:id="50"/>
+    <w:bookmarkStart w:id="51" w:name="thm-sum-deviations"/>
     <w:p>
       <w:pPr>
         <w:pStyle w:val="FirstParagraph"/>
@@ -13295,7 +13880,7 @@
         </m:oMath>
       </m:oMathPara>
     </w:p>
-    <w:bookmarkEnd w:id="50"/>
+    <w:bookmarkEnd w:id="51"/>
     <w:p>
       <w:pPr>
         <w:pStyle w:val="FirstParagraph"/>
@@ -13325,7 +13910,7 @@
         <w:t xml:space="preserve">derives this result.</w:t>
       </w:r>
     </w:p>
-    <w:bookmarkStart w:id="51" w:name="exm-derivation-direction"/>
+    <w:bookmarkStart w:id="52" w:name="exm-derivation-direction"/>
     <w:p>
       <w:pPr>
         <w:pStyle w:val="BodyText"/>
@@ -14389,7 +14974,7 @@
       <w:r>
         <w:t xml:space="preserve"> </w:t>
       </w:r>
-      <w:hyperlink r:id="rId46">
+      <w:hyperlink r:id="rId47">
         <w:r>
           <w:rPr>
             <w:rStyle w:val="Hyperlink"/>
@@ -14401,8 +14986,8 @@
         <w:t xml:space="preserve">).</w:t>
       </w:r>
     </w:p>
-    <w:bookmarkEnd w:id="51"/>
-    <w:bookmarkStart w:id="52" w:name="exm-one-result-per-theorem"/>
+    <w:bookmarkEnd w:id="52"/>
+    <w:bookmarkStart w:id="53" w:name="exm-one-result-per-theorem"/>
     <w:p>
       <w:pPr>
         <w:pStyle w:val="BodyText"/>
@@ -14886,8 +15471,8 @@
         <w:t xml:space="preserve">and a later step that uses only the first can cite only the first.</w:t>
       </w:r>
     </w:p>
-    <w:bookmarkEnd w:id="52"/>
     <w:bookmarkEnd w:id="53"/>
+    <w:bookmarkEnd w:id="54"/>
     <w:sectPr>
       <w:footnotePr>
         <w:numRestart w:val="eachSect"/>
